--- a/Volume 1/Chapter 06 - RESTful APIs/SPA_Vol1_Ch6_Lesson6_0a_API_Setup_EXTENDED.docx
+++ b/Volume 1/Chapter 06 - RESTful APIs/SPA_Vol1_Ch6_Lesson6_0a_API_Setup_EXTENDED.docx
@@ -67,10 +67,7 @@
     </w:p>
     <w:p>
       <w:r>
-        <w:t xml:space="preserve">Build Lesson 6.0's HTTPS server and client in Assembly, Rust, and Erlang, with Lesson 6.0's course certificates. Each server listens on 127.0.0.1, port 8765, only, answers GET /api/v1/health with {"status":"ok"} and every other path with 404, and prints exactly Lesson 6.0's lines; each client trusts .\certs\spa-ca.pem explicitly and prints Status: 200 and the body. Then meet Solidity's honest counterpart: a contract cannot listen on a port or send a request, but a chain node such as anvil is an HTTP server </w:t>
-      </w:r>
-      <w:r>
-        <w:t>with a JSON-RPC API, the contract's functions are the endpoints it serves, and cast and curl.exe are its clients.</w:t>
+        <w:t>Build Lesson 6.0's HTTPS server and client in Assembly, Rust, and Erlang, with Lesson 6.0's course certificates. Each server listens on 127.0.0.1, port 8765, only, answers GET /api/v1/health with {"status":"ok"} and every other path with 404, and prints exactly Lesson 6.0's lines; each client trusts .\certs\spa-ca.pem explicitly and prints Status: 200 and the body. Then meet Solidity's honest counterpart: a contract cannot listen on a port or send a request, but a chain node such as anvil is an HTTP server with a JSON-RPC API, the contract's functions are the endpoints it serves, and cast and curl.exe are its clients.</w:t>
       </w:r>
     </w:p>
     <w:p>
@@ -98,10 +95,7 @@
     </w:p>
     <w:p>
       <w:r>
-        <w:t>Lesson 6.0 explains why the course's API runs over HTTPS, why every client trusts the course CA on purpose, and why turning the check off is never the fix. This companion shows what the same server takes when the language gives you less, and what changes when there is no server at all. Assembly calls the same two C libraries as C's programs, libmicrohttpd and libcurl, so you see each request arrive as a call with eight values. Rust's server uses axum, the framework most Rust web services use, and meets a fi</w:t>
-      </w:r>
-      <w:r>
-        <w:t>rst, small piece of async Rust; its client, ureq, stays synchronous. Erlang's own inets is the plain choice beside the framework you will meet in other people's code. Solidity's contracts are reached through a node's JSON-RPC API, which is a real HTTP API, so the same request and response ideas apply, while TLS and the course CA do not. Read Lesson 6.0 first: this companion uses its certificates, its port, its lines, and its skeleton, and does not repeat why each was chosen.</w:t>
+        <w:t>Lesson 6.0 explains why the course's API runs over HTTPS, why every client trusts the course CA on purpose, and why turning the check off is never the fix. This companion shows what the same server takes when the language gives you less, and what changes when there is no server at all. Assembly calls the same two C libraries as C's programs, libmicrohttpd and libcurl, so you see each request arrive as a call with eight values. Rust's server uses axum, the framework most Rust web services use, and meets a first, small piece of async Rust; its client, ureq, stays synchronous. Erlang's own inets is the plain choice beside the framework you will meet in other people's code. Solidity's contracts are reached through a node's JSON-RPC API, which is a real HTTP API, so the same request and response ideas apply, while TLS and the course CA do not. Read Lesson 6.0 first: this companion uses its certificates, its port, its lines, and its skeleton, and does not repeat why each was chosen.</w:t>
       </w:r>
     </w:p>
     <w:p>
@@ -214,10 +208,7 @@
     </w:p>
     <w:p>
       <w:r>
-        <w:t>Lesson 6.0's C programs use libmicrohttpd and libcurl, which MSYS2 installed beside gcc. Assembly calls the same functions with extern, as Lesson 4.0a's Assembly called libmysql, and gcc links them with -lmicrohttpd and -lcurl. Two things are new. The server hands libmicrohttpd the address of answer_request, and the library calls it on its own threads, once per request, with eight values: four in registers, and four on the stack, where the Production-Minded server reads the one it needs. And MHD_start_daemo</w:t>
-      </w:r>
-      <w:r>
-        <w:t>n takes a list of settings after its first six values, each an option number followed by its values, which all go on the stack. The programs find the libraries' DLLs in C:\msys64\ucrt64\bin, so every Assembly block starts with Lesson 6.0's PATH line.</w:t>
+        <w:t>Lesson 6.0's C programs use libmicrohttpd and libcurl, which MSYS2 installed beside gcc. Assembly calls the same functions with extern, as Lesson 4.0a's Assembly called libmysql, and gcc links them with -lmicrohttpd and -lcurl. Two things are new. The server hands libmicrohttpd the address of answer_request, and the library calls it on its own threads, once per request, with eight values: four in registers, and four on the stack, where the Production-Minded server reads the one it needs. And MHD_start_daemon takes a list of settings after its first six values, each an option number followed by its values, which all go on the stack. The programs find the libraries' DLLs in C:\msys64\ucrt64\bin, so every Assembly block starts with Lesson 6.0's PATH line.</w:t>
       </w:r>
     </w:p>
     <w:p>
@@ -240,13 +231,7 @@
     </w:p>
     <w:p>
       <w:r>
-        <w:t>axum is the web framework most Rust web services use: it calls a function of yours for each request, and your function returns the answer. axum-server runs an axum server over HTTPS, and ureq is a small HTTP client crate; both do TLS with rustls, a TLS library written in Rust. ureq is synchronous, like every Rust program so far. axum is asynchronous: it is built on tokio, a crate that keeps many tasks going at once, so one server can wait for many connections. The server uses only three pieces of async Rust</w:t>
-      </w:r>
-      <w:r>
-        <w:t xml:space="preserve">, and its comments explain each one: an async fn is a function whose work can pause while it waits, .await is where it waits, and #[tokio::main] starts tokio before main runs. Async Rust in depth, and the event loop tokio runs underneath, are taught in Volume 3, Chapter 8, Lesson 8.3: Event Driven Design. Smaller synchronous server crates exist, such as tiny_http, but none is still maintained with a current rustls, and a server's TLS library must get its security fixes. Remember, Cargo.toml pins each crate </w:t>
-      </w:r>
-      <w:r>
-        <w:t>at one exact version (Lesson 2.17a), and cargo fetch downloads them into Cargo's cache.</w:t>
+        <w:t>axum is the web framework most Rust web services use: it calls a function of yours for each request, and your function returns the answer. axum-server runs an axum server over HTTPS, and ureq is a small HTTP client crate; both do TLS with rustls, a TLS library written in Rust. ureq is synchronous, like every Rust program so far. axum is asynchronous: it is built on tokio, a crate that keeps many tasks going at once, so one server can wait for many connections. The server uses only three pieces of async Rust, and its comments explain each one: an async fn is a function whose work can pause while it waits, .await is where it waits, and #[tokio::main] starts tokio before main runs. Async Rust in depth, and the event loop tokio runs underneath, are taught in Volume 3, Chapter 8, Lesson 8.3: Event Driven Design. Smaller synchronous server crates exist, such as tiny_http, but none is still maintained with a current rustls, and a server's TLS library must get its security fixes. Remember, Cargo.toml pins each crate at one exact version (Lesson 2.17a), and cargo fetch downloads them into Cargo's cache.</w:t>
       </w:r>
     </w:p>
     <w:p>
@@ -339,10 +324,7 @@
     </w:p>
     <w:p>
       <w:r>
-        <w:t>Some of Lesson 6.0 does not apply, and the Solidity section says so where it matters. anvil speaks plain HTTP, with no TLS and no certificate, which is safe only because it listens on 127.0.0.1 and holds test money; real node providers serve JSON-RPC over HTTPS with public certificates, which every client's default list trusts. So there is no course CA to load, and the Workbook Exercise shows instead what a client that asks for TLS gets from a plain-HTTP server. anvil's banner lists ten test accounts and th</w:t>
-      </w:r>
-      <w:r>
-        <w:t>eir private keys: these are not secrets, because they are the same on every computer and published in Foundry's documentation, so never send real value to them. A real account's private key is a secret, as .\certs\server.key is.</w:t>
+        <w:t>Some of Lesson 6.0 does not apply, and the Solidity section says so where it matters. anvil speaks plain HTTP, with no TLS and no certificate, which is safe only because it listens on 127.0.0.1 and holds test money; real node providers serve JSON-RPC over HTTPS with public certificates, which every client's default list trusts. So there is no course CA to load, and the Workbook Exercise shows instead what a client that asks for TLS gets from a plain-HTTP server. anvil's banner lists ten test accounts and their private keys: these are not secrets, because they are the same on every computer and published in Foundry's documentation, so never send real value to them. A real account's private key is a secret, as .\certs\server.key is.</w:t>
       </w:r>
     </w:p>
     <w:p>
@@ -1528,10 +1510,7 @@
     </w:p>
     <w:p>
       <w:r>
-        <w:t>Start with the most direct versions, which follow C's Basic programs step for step. The server: main reads the certificate and the key into two spaces with read_text_file and starts the server with MHD_start_daemon, handing it answer_request's address and a list of settings; answer_request compares the method and the path with strcmp and queues a response with the status, the content type, and the body. The address to listen on is written as data: sixteen bytes in the layout Windows' sockets use. The client</w:t>
-      </w:r>
-      <w:r>
-        <w:t>: main creates a libcurl handle, sets the URL, the course CA file (CURLOPT_CAINFO), and save_body, the function libcurl calls with each piece of the body, then calls curl_easy_perform and reads the status with curl_easy_getinfo. Every step is commented, so read the comments as you type them.</w:t>
+        <w:t>Start with the most direct versions, which follow C's Basic programs step for step. The server: main reads the certificate and the key into two spaces with read_text_file and starts the server with MHD_start_daemon, handing it answer_request's address and a list of settings; answer_request compares the method and the path with strcmp and queues a response with the status, the content type, and the body. The address to listen on is written as data: sixteen bytes in the layout Windows' sockets use. The client: main creates a libcurl handle, sets the URL, the course CA file (CURLOPT_CAINFO), and save_body, the function libcurl calls with each piece of the body, then calls curl_easy_perform and reads the status with curl_easy_getinfo. Every step is commented, so read the comments as you type them.</w:t>
       </w:r>
     </w:p>
     <w:p>
@@ -5228,10 +5207,7 @@
     </w:p>
     <w:p>
       <w:r>
-        <w:t>The Production-Minded versions print the same client lines. The server is Lesson 6.0's skeleton, as C's server.c builds it: the constants, the request record (the connection, the method, the path for routing, and the target for the request line), send_json, which sends every answer and calls log_request, route_request, the route table, and handle_health. save_target keeps a copy of each request's whole target, and free_target gives it back. A file that cannot be read, or a port already in use, gives two Err</w:t>
-      </w:r>
-      <w:r>
-        <w:t>or lines and exit code 1. The client adds the constants, a 10-second timeout (CURLOPT_TIMEOUT), and two Error lines with curl_easy_strerror's words.</w:t>
+        <w:t>The Production-Minded versions print the same client lines. The server is Lesson 6.0's skeleton, as C's server.c builds it: the constants, the request record (the connection, the method, the path for routing, and the target for the request line), send_json, which sends every answer and calls log_request, route_request, the route table, and handle_health. save_target keeps a copy of each request's whole target, and free_target gives it back. A file that cannot be read, or a port already in use, gives two Error lines and exit code 1. The client adds the constants, a 10-second timeout (CURLOPT_TIMEOUT), and two Error lines with curl_easy_strerror's words.</w:t>
       </w:r>
     </w:p>
     <w:p>
@@ -10336,10 +10312,7 @@
     </w:p>
     <w:p>
       <w:r>
-        <w:t xml:space="preserve">Start with the most direct versions. The server: main reads the two certificate files as bytes and makes the TLS settings from them with RustlsConfig::from_pem, listens on the port with TcpListener::bind, prints the Listening line, and hands every request to answer with Router's fallback. answer gets the request's method and Uri as parameters: a GET of /api/v1/health, the path alone, gets 200 and the health body, anything else 404. The client: main reads the course CA file, makes a list of trusted CAs from </w:t>
-      </w:r>
-      <w:r>
-        <w:t>it alone, builds an Agent with that list, and sends the GET request with call(). Every step is commented, so read the comments as you type them.</w:t>
+        <w:t>Start with the most direct versions. The server: main reads the two certificate files as bytes and makes the TLS settings from them with RustlsConfig::from_pem, listens on the port with TcpListener::bind, prints the Listening line, and hands every request to answer with Router's fallback. answer gets the request's method and Uri as parameters: a GET of /api/v1/health, the path alone, gets 200 and the health body, anything else 404. The client: main reads the course CA file, makes a list of trusted CAs from it alone, builds an Agent with that list, and sends the GET request with call(). Every step is commented, so read the comments as you type them.</w:t>
       </w:r>
     </w:p>
     <w:p>
@@ -13735,10 +13708,7 @@
     </w:p>
     <w:p>
       <w:r>
-        <w:t>Erlang uses inets and ssl, which come with Erlang/OTP: httpd for the server and httpc for the client. Remember, erlc compiles a module into a .beam file in the erlang folder, and erl -noshell -pa .\erlang -s module main runs its main (Lesson 2.1a). A client ends with -s init stop. A server does not: Erlang keeps running after main returns, because httpd's processes keep working, until Ctrl+C. +B makes Ctrl+C stop Erlang at once, as it stops every other server; without it, Ctrl+C opens Erlang's break menu, w</w:t>
-      </w:r>
-      <w:r>
-        <w:t>hich waits for a letter.</w:t>
+        <w:t>Erlang uses inets and ssl, which come with Erlang/OTP: httpd for the server and httpc for the client. Remember, erlc compiles a module into a .beam file in the erlang folder, and erl -noshell -pa .\erlang -s module main runs its main (Lesson 2.1a). A client ends with -s init stop. A server does not: Erlang keeps running after main returns, because httpd's processes keep working, until Ctrl+C. +B makes Ctrl+C stop Erlang at once, as it stops every other server; without it, Ctrl+C opens Erlang's break menu, which waits for a letter.</w:t>
       </w:r>
     </w:p>
     <w:p>
@@ -13761,10 +13731,7 @@
     </w:p>
     <w:p>
       <w:r>
-        <w:t xml:space="preserve">Start with the most direct versions. The server: main starts ssl and inets, then starts one httpd with a list of settings, and httpd calls the module's do/1 for every request; do/1 takes the path from the request's target, picks the status and the body, and returns them with three headers. The client: main starts ssl and inets and sends the GET request with httpc:request, telling ssl to check the server's certificate against the course CA file only. Every step is commented, so read the comments as you type </w:t>
-      </w:r>
-      <w:r>
-        <w:t>them.</w:t>
+        <w:t>Start with the most direct versions. The server: main starts ssl and inets, then starts one httpd with a list of settings, and httpd calls the module's do/1 for every request; do/1 takes the path from the request's target, picks the status and the body, and returns them with three headers. The client: main starts ssl and inets and sends the GET request with httpc:request, telling ssl to check the server's certificate against the course CA file only. Every step is commented, so read the comments as you type them.</w:t>
       </w:r>
     </w:p>
     <w:p>
@@ -14795,10 +14762,7 @@
     </w:p>
     <w:p>
       <w:r>
-        <w:t xml:space="preserve">The Production-Minded versions print the same client lines. The server adds Lesson 6.0's skeleton: the constants, log_request, send_json, which builds every answer and logs it, route_request, the route table, which matches the path alone, and handle_health; do/1 only calls route_request. It turns the logger's reports off, checks both certificate files before it starts, and reports a missing file or a port it cannot open as two Error lines and exit code 1. The client adds the constants, a 10-second timeout, </w:t>
-      </w:r>
-      <w:r>
-        <w:t>and two Error lines whose Reason is ssl's or httpc's own words.</w:t>
+        <w:t>The Production-Minded versions print the same client lines. The server adds Lesson 6.0's skeleton: the constants, log_request, send_json, which builds every answer and logs it, route_request, the route table, which matches the path alone, and handle_health; do/1 only calls route_request. It turns the logger's reports off, checks both certificate files before it starts, and reports a missing file or a port it cannot open as two Error lines and exit code 1. The client adds the constants, a 10-second timeout, and two Error lines whose Reason is ssl's or httpc's own words.</w:t>
       </w:r>
     </w:p>
     <w:p>
@@ -16503,10 +16467,7 @@
     </w:p>
     <w:p>
       <w:r>
-        <w:t>Solidity's section builds the honest counterpart that Concept describes. anvil is the server process: it listens on 127.0.0.1, port 8545, and answers JSON-RPC over plain HTTP. A contract deployed on it is the API: its public functions are the endpoints. cast call and curl.exe are the clients. Remember, forge script --broadcast sends a script's marked calls as transactions, and --unlocked --sender sends them from anvil's first test account (Chapter 4 Project 1a). Every Solidity block runs in the lesson-6.0-e</w:t>
-      </w:r>
-      <w:r>
-        <w:t>xtended folder.</w:t>
+        <w:t>Solidity's section builds the honest counterpart that Concept describes. anvil is the server process: it listens on 127.0.0.1, port 8545, and answers JSON-RPC over plain HTTP. A contract deployed on it is the API: its public functions are the endpoints. cast call and curl.exe are the clients. Remember, forge script --broadcast sends a script's marked calls as transactions, and --unlocked --sender sends them from anvil's first test account (Chapter 4 Project 1a). Every Solidity block runs in the lesson-6.0-extended folder.</w:t>
       </w:r>
     </w:p>
     <w:p>
@@ -17328,10 +17289,7 @@
     </w:p>
     <w:p>
       <w:r>
-        <w:t>The Production-Minded contract is Lesson 6.0's skeleton as far as a contract can follow it: the answers are named constants, health is the one endpoint, and fallback is the catch-all, which refuses every function the contract does not have with the not-found JSON, as the other servers answer every other path with 404. DeployHealthApi calls health on the new contract in forge's own run of the script, before anything is sent, and stops if the answer is wrong, so it logs that the contract is ready only when it</w:t>
-      </w:r>
-      <w:r>
-        <w:t xml:space="preserve"> answers, as the other servers print their Listening line only once they listen.</w:t>
+        <w:t>The Production-Minded contract is Lesson 6.0's skeleton as far as a contract can follow it: the answers are named constants, health is the one endpoint, and fallback is the catch-all, which refuses every function the contract does not have with the not-found JSON, as the other servers answer every other path with 404. DeployHealthApi calls health on the new contract in forge's own run of the script, before anything is sent, and stops if the answer is wrong, so it logs that the contract is ready only when it answers, as the other servers print their Listening line only once they listen.</w:t>
       </w:r>
     </w:p>
     <w:p>
@@ -18475,10 +18433,7 @@
     </w:p>
     <w:p>
       <w:r>
-        <w:t>Cargo.toml names the Rust project, api_setup, uses Rust's 2024 edition, and pins each crate at one exact version: axum 0.8.9 with only its HTTP/1.1 and tokio parts, axum-server 0.8.0 with rustls but without a cryptography library of its own, rustls 0.23.45 with ring, the cryptography library ureq's rustls already uses, tokio 1.53.1 with the parts #[tokio::main] needs, and ureq 3.4.2; its four programs are the four files in src/bin. Remember, Cargo.lock records the exact version and checksum of every crate t</w:t>
-      </w:r>
-      <w:r>
-        <w:t>he project uses, including the ones those crates use, such as hyper, the HTTP library under axum (Lesson 2.17a); saving it with the project, and --locked on cargo fetch, means every learner builds with exactly the same crates. Never edit it by hand. foundry.toml is the Solidity project's settings file, as in every Solidity lesson; the scripts read and write no files, so it allows none.</w:t>
+        <w:t>Cargo.toml names the Rust project, api_setup, uses Rust's 2024 edition, and pins each crate at one exact version: axum 0.8.9 with only its HTTP/1.1 and tokio parts, axum-server 0.8.0 with rustls but without a cryptography library of its own, rustls 0.23.45 with ring, the cryptography library ureq's rustls already uses, tokio 1.53.1 with the parts #[tokio::main] needs, and ureq 3.4.2; its four programs are the four files in src/bin. Remember, Cargo.lock records the exact version and checksum of every crate the project uses, including the ones those crates use, such as hyper, the HTTP library under axum (Lesson 2.17a); saving it with the project, and --locked on cargo fetch, means every learner builds with exactly the same crates. Never edit it by hand. foundry.toml is the Solidity project's settings file, as in every Solidity lesson; the scripts read and write no files, so it allows none.</w:t>
       </w:r>
     </w:p>
     <w:p>
@@ -25704,10 +25659,7 @@
     </w:p>
     <w:p>
       <w:r>
-        <w:t>The Chapter 6 main project, the Contact Manager REST API, is Lesson 6.0's server with one handler per lesson added to it, and its EXTENDED companion builds the same server in Assembly, Rust, and Erlang from these Production-Minded files: 127.0.0.1:8765, the course certificate, API_PREFIX, the route table, send_json, and the request line are their skeleton, and every later Chapter 6 EXTENDED lesson adds its handler to them. The clients start what Lesson 6.4a turns into send_request. Solidity's HealthApi is t</w:t>
-      </w:r>
-      <w:r>
-        <w:t>he contract that later Chapter 6 Solidity lessons add functions to, called through anvil's JSON-RPC as here; its counterpart of the secondary project, the GitHub API Explorer, reads anvil's JSON-RPC instead of GitHub's API.</w:t>
+        <w:t>The Chapter 6 main project, the Contact Manager REST API, is Lesson 6.0's server with one handler per lesson added to it, and its EXTENDED companion builds the same server in Assembly, Rust, and Erlang from these Production-Minded files: 127.0.0.1:8765, the course certificate, API_PREFIX, the route table, send_json, and the request line are their skeleton, and every later Chapter 6 EXTENDED lesson adds its handler to them. The clients start what Lesson 6.4a turns into send_request. Solidity's HealthApi is the contract that later Chapter 6 Solidity lessons add functions to, called through anvil's JSON-RPC as here; its counterpart of the secondary project, the GitHub API Explorer, reads anvil's JSON-RPC instead of GitHub's API.</w:t>
       </w:r>
     </w:p>
     <w:p>
@@ -25782,10 +25734,7 @@
     </w:p>
     <w:p>
       <w:r>
-        <w:t xml:space="preserve">Before you run it, predict which lines it prints, on which stream, and what Terminal 1 shows. Rebuild the client, start the Production-Minded server in Terminal 1, and run the client in Terminal 2 (Solidity: start anvil, run the Contract Deploy, then the changed Client Run). The output must match the Required Exercise Output below, with your language's Reason line from its What to Notice, and the exit code must be 1; Solidity's two Error lines are in its What to Notice. The client refused the server during </w:t>
-      </w:r>
-      <w:r>
-        <w:t>the TLS handshake, before it sent its request, so Terminal 1 shows only its Listening line. This error is the check working: the fix is to trust the course CA again, never to turn the check off. Undo the change, rebuild, and check that the clean-run lines return.</w:t>
+        <w:t>Before you run it, predict which lines it prints, on which stream, and what Terminal 1 shows. Rebuild the client, start the Production-Minded server in Terminal 1, and run the client in Terminal 2 (Solidity: start anvil, run the Contract Deploy, then the changed Client Run). The output must match the Required Exercise Output below, with your language's Reason line from its What to Notice, and the exit code must be 1; Solidity's two Error lines are in its What to Notice. The client refused the server during the TLS handshake, before it sent its request, so Terminal 1 shows only its Listening line. This error is the check working: the fix is to trust the course CA again, never to turn the check off. Undo the change, rebuild, and check that the clean-run lines return.</w:t>
       </w:r>
     </w:p>
     <w:p>
@@ -26129,10 +26078,7 @@
     </w:p>
     <w:p>
       <w:r>
-        <w:t>In Assembly, Rust, and Erlang, a server listens on 127.0.0.1, port 8765, over HTTPS with Lesson 6.0's certificate and answers GET /api/v1/health with {"status":"ok"}, and a client that trusts only .\certs\spa-ca.pem prints the answer: Assembly through the same libmicrohttpd and libcurl as C, Rust through tiny_http and ureq, and Erlang through its own inets and ssl. Each prints exactly Lesson 6.0's lines, and only the Reason lines, the libraries' own words, differ. Solidity has no server of its own: anvil se</w:t>
-      </w:r>
-      <w:r>
-        <w:t>rves JSON-RPC over plain HTTP, the contract's functions are the endpoints, revert is the 4xx, and cast and curl.exe are the clients. The Production-Minded files are the skeleton every later Chapter 6 EXTENDED lesson adds to.</w:t>
+        <w:t>In Assembly, Rust, and Erlang, a server listens on 127.0.0.1, port 8765, over HTTPS with Lesson 6.0's certificate and answers GET /api/v1/health with {"status":"ok"}, and a client that trusts only .\certs\spa-ca.pem prints the answer: Assembly through the same libmicrohttpd and libcurl as C, Rust through tiny_http and ureq, and Erlang through its own inets and ssl. Each prints exactly Lesson 6.0's lines, and only the Reason lines, the libraries' own words, differ. Solidity has no server of its own: anvil serves JSON-RPC over plain HTTP, the contract's functions are the endpoints, revert is the 4xx, and cast and curl.exe are the clients. The Production-Minded files are the skeleton every later Chapter 6 EXTENDED lesson adds to.</w:t>
       </w:r>
     </w:p>
     <w:sectPr>

--- a/Volume 1/Chapter 06 - RESTful APIs/SPA_Vol1_Ch6_Lesson6_0a_API_Setup_EXTENDED.docx
+++ b/Volume 1/Chapter 06 - RESTful APIs/SPA_Vol1_Ch6_Lesson6_0a_API_Setup_EXTENDED.docx
@@ -67,7 +67,10 @@
     </w:p>
     <w:p>
       <w:r>
-        <w:t>Build Lesson 6.0's HTTPS server and client in Assembly, Rust, and Erlang, with Lesson 6.0's course certificates. Each server listens on 127.0.0.1, port 8765, only, answers GET /api/v1/health with {"status":"ok"} and every other path with 404, and prints exactly Lesson 6.0's lines; each client trusts .\certs\spa-ca.pem explicitly and prints Status: 200 and the body. Then meet Solidity's honest counterpart: a contract cannot listen on a port or send a request, but a chain node such as anvil is an HTTP server with a JSON-RPC API, the contract's functions are the endpoints it serves, and cast and curl.exe are its clients.</w:t>
+        <w:t xml:space="preserve">Build Lesson 6.0's HTTPS server and client in Assembly, Rust, and Erlang, with Lesson 6.0's course certificates. Each server listens on 127.0.0.1, port 8765, only, answers GET /api/v1/health with {"status":"ok"} and every other path with 404, and prints exactly Lesson 6.0's lines; each client trusts .\certs\spa-ca.pem explicitly and prints Status: 200 and the body. Then meet Solidity's honest counterpart: a contract cannot listen on a port or send a request, but a chain node such as anvil is an HTTP server </w:t>
+      </w:r>
+      <w:r>
+        <w:t>with a JSON-RPC API, the contract's functions are the endpoints it serves, and cast and curl.exe are its clients.</w:t>
       </w:r>
     </w:p>
     <w:p>
@@ -95,7 +98,10 @@
     </w:p>
     <w:p>
       <w:r>
-        <w:t>Lesson 6.0 explains why the course's API runs over HTTPS, why every client trusts the course CA on purpose, and why turning the check off is never the fix. This companion shows what the same server takes when the language gives you less, and what changes when there is no server at all. Assembly calls the same two C libraries as C's programs, libmicrohttpd and libcurl, so you see each request arrive as a call with eight values. Rust's server uses axum, the framework most Rust web services use, and meets a first, small piece of async Rust; its client, ureq, stays synchronous. Erlang's own inets is the plain choice beside the framework you will meet in other people's code. Solidity's contracts are reached through a node's JSON-RPC API, which is a real HTTP API, so the same request and response ideas apply, while TLS and the course CA do not. Read Lesson 6.0 first: this companion uses its certificates, its port, its lines, and its skeleton, and does not repeat why each was chosen.</w:t>
+        <w:t>Lesson 6.0 explains why the course's API runs over HTTPS, why every client trusts the course CA on purpose, and why turning the check off is never the fix. This companion shows what the same server takes when the language gives you less, and what changes when there is no server at all. Assembly calls the same two C libraries as C's programs, libmicrohttpd and libcurl, so you see each request arrive as a call with eight values. Rust's server uses axum, the framework most Rust web services use, and meets a fi</w:t>
+      </w:r>
+      <w:r>
+        <w:t>rst, small piece of async Rust; its client, ureq, stays synchronous. Erlang's own inets is the plain choice beside the framework you will meet in other people's code. Solidity's contracts are reached through a node's JSON-RPC API, which is a real HTTP API, so the same request and response ideas apply, while TLS and the course CA do not. Read Lesson 6.0 first: this companion uses its certificates, its port, its lines, and its skeleton, and does not repeat why each was chosen.</w:t>
       </w:r>
     </w:p>
     <w:p>
@@ -208,7 +214,10 @@
     </w:p>
     <w:p>
       <w:r>
-        <w:t>Lesson 6.0's C programs use libmicrohttpd and libcurl, which MSYS2 installed beside gcc. Assembly calls the same functions with extern, as Lesson 4.0a's Assembly called libmysql, and gcc links them with -lmicrohttpd and -lcurl. Two things are new. The server hands libmicrohttpd the address of answer_request, and the library calls it on its own threads, once per request, with eight values: four in registers, and four on the stack, where the Production-Minded server reads the one it needs. And MHD_start_daemon takes a list of settings after its first six values, each an option number followed by its values, which all go on the stack. The programs find the libraries' DLLs in C:\msys64\ucrt64\bin, so every Assembly block starts with Lesson 6.0's PATH line.</w:t>
+        <w:t>Lesson 6.0's C programs use libmicrohttpd and libcurl, which MSYS2 installed beside gcc. Assembly calls the same functions with extern, as Lesson 4.0a's Assembly called libmysql, and gcc links them with -lmicrohttpd and -lcurl. Two things are new. The server hands libmicrohttpd the address of answer_request, and the library calls it on its own threads, once per request, with eight values: four in registers, and four on the stack, where the Production-Minded server reads the one it needs. And MHD_start_daemo</w:t>
+      </w:r>
+      <w:r>
+        <w:t>n takes a list of settings after its first six values, each an option number followed by its values, which all go on the stack. The programs find the libraries' DLLs in C:\msys64\ucrt64\bin, so every Assembly block starts with Lesson 6.0's PATH line.</w:t>
       </w:r>
     </w:p>
     <w:p>
@@ -231,7 +240,13 @@
     </w:p>
     <w:p>
       <w:r>
-        <w:t>axum is the web framework most Rust web services use: it calls a function of yours for each request, and your function returns the answer. axum-server runs an axum server over HTTPS, and ureq is a small HTTP client crate; both do TLS with rustls, a TLS library written in Rust. ureq is synchronous, like every Rust program so far. axum is asynchronous: it is built on tokio, a crate that keeps many tasks going at once, so one server can wait for many connections. The server uses only three pieces of async Rust, and its comments explain each one: an async fn is a function whose work can pause while it waits, .await is where it waits, and #[tokio::main] starts tokio before main runs. Async Rust in depth, and the event loop tokio runs underneath, are taught in Volume 3, Chapter 8, Lesson 8.3: Event Driven Design. Smaller synchronous server crates exist, such as tiny_http, but none is still maintained with a current rustls, and a server's TLS library must get its security fixes. Remember, Cargo.toml pins each crate at one exact version (Lesson 2.17a), and cargo fetch downloads them into Cargo's cache.</w:t>
+        <w:t>axum is the web framework most Rust web services use: it calls a function of yours for each request, and your function returns the answer. axum-server runs an axum server over HTTPS, and ureq is a small HTTP client crate; both do TLS with rustls, a TLS library written in Rust. ureq is synchronous, like every Rust program so far. axum is asynchronous: it is built on tokio, a crate that keeps many tasks going at once, so one server can wait for many connections. The server uses only three pieces of async Rust</w:t>
+      </w:r>
+      <w:r>
+        <w:t xml:space="preserve">, and its comments explain each one: an async fn is a function whose work can pause while it waits, .await is where it waits, and #[tokio::main] starts tokio before main runs. Async Rust in depth, and the event loop tokio runs underneath, are taught in Volume 3, Chapter 8, Lesson 8.3: Event Driven Design. Smaller synchronous server crates exist, such as tiny_http, but none is still maintained with a current rustls, and a server's TLS library must get its security fixes. Remember, Cargo.toml pins each crate </w:t>
+      </w:r>
+      <w:r>
+        <w:t>at one exact version (Lesson 2.17a), and cargo fetch downloads them into Cargo's cache.</w:t>
       </w:r>
     </w:p>
     <w:p>
@@ -324,7 +339,10 @@
     </w:p>
     <w:p>
       <w:r>
-        <w:t>Some of Lesson 6.0 does not apply, and the Solidity section says so where it matters. anvil speaks plain HTTP, with no TLS and no certificate, which is safe only because it listens on 127.0.0.1 and holds test money; real node providers serve JSON-RPC over HTTPS with public certificates, which every client's default list trusts. So there is no course CA to load, and the Workbook Exercise shows instead what a client that asks for TLS gets from a plain-HTTP server. anvil's banner lists ten test accounts and their private keys: these are not secrets, because they are the same on every computer and published in Foundry's documentation, so never send real value to them. A real account's private key is a secret, as .\certs\server.key is.</w:t>
+        <w:t>Some of Lesson 6.0 does not apply, and the Solidity section says so where it matters. anvil speaks plain HTTP, with no TLS and no certificate, which is safe only because it listens on 127.0.0.1 and holds test money; real node providers serve JSON-RPC over HTTPS with public certificates, which every client's default list trusts. So there is no course CA to load, and the Workbook Exercise shows instead what a client that asks for TLS gets from a plain-HTTP server. anvil's banner lists ten test accounts and th</w:t>
+      </w:r>
+      <w:r>
+        <w:t>eir private keys: these are not secrets, because they are the same on every computer and published in Foundry's documentation, so never send real value to them. A real account's private key is a secret, as .\certs\server.key is.</w:t>
       </w:r>
     </w:p>
     <w:p>
@@ -1063,7 +1081,7 @@
     </w:p>
     <w:p>
       <w:r>
-        <w:t>Save each source and supporting file from this lesson into the matching path in the project layout. As in Chapter 1, notepad .\erlang\basic_server.erl creates and opens one: choose Yes, type the file, save it with Ctrl+S, and close Notepad (nano ./erlang/basic_server.erl on Linux, then Ctrl+O, Enter, and Ctrl+X). The Linux commands leave out the assembly folder, because Linux Assembly is deferred.</w:t>
+        <w:t>You save each source file in its language's section below, as each is shown, and step 2 makes the Rust and Solidity projects. As in Chapter 1, notepad .\erlang\basic_server.erl creates and opens one: choose Yes, type the file, save it with Ctrl+S, and close Notepad (nano ./erlang/basic_server.erl on Linux, then Ctrl+O, Enter, and Ctrl+X). The Linux commands leave out the assembly folder, because Linux Assembly is deferred.</w:t>
       </w:r>
     </w:p>
     <w:p>
@@ -1142,7 +1160,7 @@
     </w:p>
     <w:p>
       <w:r>
-        <w:t>Remember, each library is installed inside the lesson folder at the version its project file or command pins. cargo fetch downloads the Rust crates, axum, axum-server, rustls, tokio, and ureq, and the crates they use, at the versions Cargo.lock records (Supporting Files); forge installs forge-std, as in every Solidity lesson. Assembly uses the MSYS2 packages Lesson 6.0 installed, and Erlang needs nothing: inets and ssl come with Erlang/OTP.</w:t>
+        <w:t>Remember, each library is installed inside the lesson folder at the version its project file or command pins. Assembly uses the MSYS2 packages Lesson 6.0 installed, and Erlang needs nothing: inets and ssl come with Erlang/OTP.</w:t>
       </w:r>
     </w:p>
     <w:p>
@@ -1160,10 +1178,119 @@
     </w:p>
     <w:p>
       <w:pPr>
+        <w:keepNext/>
+      </w:pPr>
+      <w:r>
+        <w:t>First, let the tools create the Rust and Solidity projects. Remember, cargo init .\rust writes Cargo.toml and a starter program, src\main.rs, and cargo add writes each crate under [dependencies] at an exact version, with --features turning on its optional parts. Each crate also has default features, the parts it turns on by itself; --no-default-features turns them off, so axum keeps only its HTTP/1.1 and tokio parts, and rustls uses ring, the cryptography library ureq's rustls already uses, instead of its o</w:t>
+      </w:r>
+      <w:r>
+        <w:t>wn default. axum-server gets rustls without a cryptography library of its own, and tokio the parts #[tokio::main] needs. cargo add also writes Cargo.lock, the exact version and checksum of every crate the project uses, including the ones those crates use, such as hyper, the HTTP library under axum (Lesson 2.17a). cargo fetch --locked then downloads them all into Cargo's cache, and refuses to change Cargo.lock. Never edit Cargo.lock by hand. This lesson's programs live in src\bin, one file per program, so Re</w:t>
+      </w:r>
+      <w:r>
+        <w:t>move-Item deletes the starter after the fetch, which needs a program to read. Remember, forge init makes the Solidity project: --no-git and --offline work as in Chapter 1, --empty leaves out forge's example contracts, and --force lets it fill the solidity folder, which already holds the empty folders made in step 1.</w:t>
+      </w:r>
+    </w:p>
+    <w:p>
+      <w:pPr>
+        <w:keepNext/>
+      </w:pPr>
+    </w:p>
+    <w:p>
+      <w:pPr>
         <w:pStyle w:val="CommandBlock"/>
         <w:keepNext/>
       </w:pPr>
       <w:r>
+        <w:t>cargo init .\rust --name api_setup --vcs none</w:t>
+      </w:r>
+    </w:p>
+    <w:p>
+      <w:pPr>
+        <w:pStyle w:val="CommandBlock"/>
+        <w:keepNext/>
+      </w:pPr>
+      <w:r>
+        <w:t>cargo add --manifest-path .\rust\Cargo.toml axum@=0.8.9 `</w:t>
+      </w:r>
+    </w:p>
+    <w:p>
+      <w:pPr>
+        <w:pStyle w:val="CommandBlock"/>
+        <w:keepNext/>
+      </w:pPr>
+      <w:r>
+        <w:t xml:space="preserve">    --no-default-features --features http1,tokio</w:t>
+      </w:r>
+    </w:p>
+    <w:p>
+      <w:pPr>
+        <w:pStyle w:val="CommandBlock"/>
+        <w:keepNext/>
+      </w:pPr>
+      <w:r>
+        <w:t>cargo add --manifest-path .\rust\Cargo.toml axum-server@=0.8.0 `</w:t>
+      </w:r>
+    </w:p>
+    <w:p>
+      <w:pPr>
+        <w:pStyle w:val="CommandBlock"/>
+        <w:keepNext/>
+      </w:pPr>
+      <w:r>
+        <w:t xml:space="preserve">    --features tls-rustls-no-provider</w:t>
+      </w:r>
+    </w:p>
+    <w:p>
+      <w:pPr>
+        <w:pStyle w:val="CommandBlock"/>
+        <w:keepNext/>
+      </w:pPr>
+      <w:r>
+        <w:t>cargo add --manifest-path .\rust\Cargo.toml rustls@=0.23.45 `</w:t>
+      </w:r>
+    </w:p>
+    <w:p>
+      <w:pPr>
+        <w:pStyle w:val="CommandBlock"/>
+        <w:keepNext/>
+      </w:pPr>
+      <w:r>
+        <w:t xml:space="preserve">    --no-default-features --features ring,std,tls12</w:t>
+      </w:r>
+    </w:p>
+    <w:p>
+      <w:pPr>
+        <w:pStyle w:val="CommandBlock"/>
+        <w:keepNext/>
+      </w:pPr>
+      <w:r>
+        <w:t>cargo add --manifest-path .\rust\Cargo.toml tokio@=1.53.1 `</w:t>
+      </w:r>
+    </w:p>
+    <w:p>
+      <w:pPr>
+        <w:pStyle w:val="CommandBlock"/>
+        <w:keepNext/>
+      </w:pPr>
+      <w:r>
+        <w:t xml:space="preserve">    --features macros,rt-multi-thread</w:t>
+      </w:r>
+    </w:p>
+    <w:p>
+      <w:pPr>
+        <w:pStyle w:val="CommandBlock"/>
+        <w:keepNext/>
+      </w:pPr>
+      <w:r>
+        <w:t>cargo add --manifest-path .\rust\Cargo.toml ureq@=3.4.2</w:t>
+      </w:r>
+    </w:p>
+    <w:p>
+      <w:pPr>
+        <w:pStyle w:val="CommandBlock"/>
+        <w:keepNext/>
+      </w:pPr>
+      <w:r>
         <w:t>cargo fetch --locked --manifest-path .\rust\Cargo.toml</w:t>
       </w:r>
     </w:p>
@@ -1173,6 +1300,117 @@
         <w:keepNext/>
       </w:pPr>
       <w:r>
+        <w:t>Remove-Item .\rust\src\main.rs</w:t>
+      </w:r>
+    </w:p>
+    <w:p>
+      <w:pPr>
+        <w:pStyle w:val="CommandBlock"/>
+      </w:pPr>
+      <w:r>
+        <w:t>forge init .\solidity --empty --no-git --offline --force</w:t>
+      </w:r>
+    </w:p>
+    <w:p>
+      <w:pPr>
+        <w:keepNext/>
+      </w:pPr>
+    </w:p>
+    <w:p>
+      <w:r>
+        <w:t>Then type the Solidity project's settings over the foundry.toml that forge init wrote. foundry.toml is the Solidity project's settings file, as in every Solidity lesson; the scripts read and write no files, so it allows none. notepad .\solidity\foundry.toml opens the file: replace its text with the file below, save it with Ctrl+S, and close Notepad.</w:t>
+      </w:r>
+    </w:p>
+    <w:p>
+      <w:pPr>
+        <w:keepNext/>
+      </w:pPr>
+    </w:p>
+    <w:p>
+      <w:pPr>
+        <w:pStyle w:val="Heading3"/>
+      </w:pPr>
+      <w:r>
+        <w:t>solidity/foundry.toml</w:t>
+      </w:r>
+    </w:p>
+    <w:p>
+      <w:pPr>
+        <w:pStyle w:val="SourceCode"/>
+        <w:keepNext/>
+      </w:pPr>
+      <w:r>
+        <w:t>[profile.default]</w:t>
+      </w:r>
+    </w:p>
+    <w:p>
+      <w:pPr>
+        <w:pStyle w:val="SourceCode"/>
+        <w:keepNext/>
+      </w:pPr>
+      <w:r>
+        <w:t># The files in script/ are the only Solidity sources in this project.</w:t>
+      </w:r>
+    </w:p>
+    <w:p>
+      <w:pPr>
+        <w:pStyle w:val="SourceCode"/>
+        <w:keepNext/>
+      </w:pPr>
+      <w:r>
+        <w:t>src = "script"</w:t>
+      </w:r>
+    </w:p>
+    <w:p>
+      <w:pPr>
+        <w:pStyle w:val="SourceCode"/>
+        <w:keepNext/>
+      </w:pPr>
+      <w:r>
+        <w:t># forge install puts forge-std in lib/.</w:t>
+      </w:r>
+    </w:p>
+    <w:p>
+      <w:pPr>
+        <w:pStyle w:val="SourceCode"/>
+        <w:keepNext/>
+      </w:pPr>
+      <w:r>
+        <w:t>libs = ["lib"]</w:t>
+      </w:r>
+    </w:p>
+    <w:p>
+      <w:pPr>
+        <w:pStyle w:val="SourceCode"/>
+      </w:pPr>
+      <w:r>
+        <w:t># The scripts read and write no files, so no fs_permissions are needed.</w:t>
+      </w:r>
+    </w:p>
+    <w:p>
+      <w:pPr>
+        <w:keepNext/>
+      </w:pPr>
+    </w:p>
+    <w:p>
+      <w:pPr>
+        <w:keepNext/>
+      </w:pPr>
+      <w:r>
+        <w:t>Then install forge-std, Foundry's standard library, as in every Solidity lesson.</w:t>
+      </w:r>
+    </w:p>
+    <w:p>
+      <w:pPr>
+        <w:keepNext/>
+      </w:pPr>
+    </w:p>
+    <w:p>
+      <w:pPr>
+        <w:pStyle w:val="CommandBlock"/>
+        <w:keepNext/>
+      </w:pPr>
+      <w:r>
         <w:t>Push-Location .\solidity</w:t>
       </w:r>
     </w:p>
@@ -1208,16 +1446,141 @@
     </w:p>
     <w:p>
       <w:pPr>
+        <w:keepNext/>
+      </w:pPr>
+      <w:r>
+        <w:t>Create the Rust and Solidity projects with the same commands as on Windows; rm deletes the starter main.rs. Type solidity/foundry.toml exactly as shown in the Windows setup, over the file forge init wrote, before the last line installs forge-std.</w:t>
+      </w:r>
+    </w:p>
+    <w:p>
+      <w:pPr>
+        <w:keepNext/>
+      </w:pPr>
+    </w:p>
+    <w:p>
+      <w:pPr>
         <w:pStyle w:val="CommandBlock"/>
         <w:keepNext/>
       </w:pPr>
       <w:r>
+        <w:t>cargo init ./rust --name api_setup --vcs none</w:t>
+      </w:r>
+    </w:p>
+    <w:p>
+      <w:pPr>
+        <w:pStyle w:val="CommandBlock"/>
+        <w:keepNext/>
+      </w:pPr>
+      <w:r>
+        <w:t>cargo add --manifest-path ./rust/Cargo.toml axum@=0.8.9 \</w:t>
+      </w:r>
+    </w:p>
+    <w:p>
+      <w:pPr>
+        <w:pStyle w:val="CommandBlock"/>
+        <w:keepNext/>
+      </w:pPr>
+      <w:r>
+        <w:t xml:space="preserve">    --no-default-features --features http1,tokio</w:t>
+      </w:r>
+    </w:p>
+    <w:p>
+      <w:pPr>
+        <w:pStyle w:val="CommandBlock"/>
+        <w:keepNext/>
+      </w:pPr>
+      <w:r>
+        <w:t>cargo add --manifest-path ./rust/Cargo.toml axum-server@=0.8.0 \</w:t>
+      </w:r>
+    </w:p>
+    <w:p>
+      <w:pPr>
+        <w:pStyle w:val="CommandBlock"/>
+        <w:keepNext/>
+      </w:pPr>
+      <w:r>
+        <w:t xml:space="preserve">    --features tls-rustls-no-provider</w:t>
+      </w:r>
+    </w:p>
+    <w:p>
+      <w:pPr>
+        <w:pStyle w:val="CommandBlock"/>
+        <w:keepNext/>
+      </w:pPr>
+      <w:r>
+        <w:t>cargo add --manifest-path ./rust/Cargo.toml rustls@=0.23.45 \</w:t>
+      </w:r>
+    </w:p>
+    <w:p>
+      <w:pPr>
+        <w:pStyle w:val="CommandBlock"/>
+        <w:keepNext/>
+      </w:pPr>
+      <w:r>
+        <w:t xml:space="preserve">    --no-default-features --features ring,std,tls12</w:t>
+      </w:r>
+    </w:p>
+    <w:p>
+      <w:pPr>
+        <w:pStyle w:val="CommandBlock"/>
+        <w:keepNext/>
+      </w:pPr>
+      <w:r>
+        <w:t>cargo add --manifest-path ./rust/Cargo.toml tokio@=1.53.1 \</w:t>
+      </w:r>
+    </w:p>
+    <w:p>
+      <w:pPr>
+        <w:pStyle w:val="CommandBlock"/>
+        <w:keepNext/>
+      </w:pPr>
+      <w:r>
+        <w:t xml:space="preserve">    --features macros,rt-multi-thread</w:t>
+      </w:r>
+    </w:p>
+    <w:p>
+      <w:pPr>
+        <w:pStyle w:val="CommandBlock"/>
+        <w:keepNext/>
+      </w:pPr>
+      <w:r>
+        <w:t>cargo add --manifest-path ./rust/Cargo.toml ureq@=3.4.2</w:t>
+      </w:r>
+    </w:p>
+    <w:p>
+      <w:pPr>
+        <w:pStyle w:val="CommandBlock"/>
+        <w:keepNext/>
+      </w:pPr>
+      <w:r>
         <w:t>cargo fetch --locked --manifest-path ./rust/Cargo.toml</w:t>
       </w:r>
     </w:p>
     <w:p>
       <w:pPr>
         <w:pStyle w:val="CommandBlock"/>
+        <w:keepNext/>
+      </w:pPr>
+      <w:r>
+        <w:t>rm ./rust/src/main.rs</w:t>
+      </w:r>
+    </w:p>
+    <w:p>
+      <w:pPr>
+        <w:pStyle w:val="CommandBlock"/>
+      </w:pPr>
+      <w:r>
+        <w:t>forge init ./solidity --empty --no-git --offline --force</w:t>
+      </w:r>
+    </w:p>
+    <w:p>
+      <w:pPr>
+        <w:keepNext/>
+      </w:pPr>
+    </w:p>
+    <w:p>
+      <w:pPr>
+        <w:pStyle w:val="CommandBlock"/>
       </w:pPr>
       <w:r>
         <w:t>(cd ./solidity &amp;&amp; forge install foundry-rs/forge-std@v1.16.2 --no-git)</w:t>
@@ -1510,7 +1873,10 @@
     </w:p>
     <w:p>
       <w:r>
-        <w:t>Start with the most direct versions, which follow C's Basic programs step for step. The server: main reads the certificate and the key into two spaces with read_text_file and starts the server with MHD_start_daemon, handing it answer_request's address and a list of settings; answer_request compares the method and the path with strcmp and queues a response with the status, the content type, and the body. The address to listen on is written as data: sixteen bytes in the layout Windows' sockets use. The client: main creates a libcurl handle, sets the URL, the course CA file (CURLOPT_CAINFO), and save_body, the function libcurl calls with each piece of the body, then calls curl_easy_perform and reads the status with curl_easy_getinfo. Every step is commented, so read the comments as you type them.</w:t>
+        <w:t>Start with the most direct versions, which follow C's Basic programs step for step. The server: main reads the certificate and the key into two spaces with read_text_file and starts the server with MHD_start_daemon, handing it answer_request's address and a list of settings; answer_request compares the method and the path with strcmp and queues a response with the status, the content type, and the body. The address to listen on is written as data: sixteen bytes in the layout Windows' sockets use. The client</w:t>
+      </w:r>
+      <w:r>
+        <w:t>: main creates a libcurl handle, sets the URL, the course CA file (CURLOPT_CAINFO), and save_body, the function libcurl calls with each piece of the body, then calls curl_easy_perform and reads the status with curl_easy_getinfo. Every step is commented, so read the comments as you type them.</w:t>
       </w:r>
     </w:p>
     <w:p>
@@ -5207,7 +5573,10 @@
     </w:p>
     <w:p>
       <w:r>
-        <w:t>The Production-Minded versions print the same client lines. The server is Lesson 6.0's skeleton, as C's server.c builds it: the constants, the request record (the connection, the method, the path for routing, and the target for the request line), send_json, which sends every answer and calls log_request, route_request, the route table, and handle_health. save_target keeps a copy of each request's whole target, and free_target gives it back. A file that cannot be read, or a port already in use, gives two Error lines and exit code 1. The client adds the constants, a 10-second timeout (CURLOPT_TIMEOUT), and two Error lines with curl_easy_strerror's words.</w:t>
+        <w:t>The Production-Minded versions print the same client lines. The server is Lesson 6.0's skeleton, as C's server.c builds it: the constants, the request record (the connection, the method, the path for routing, and the target for the request line), send_json, which sends every answer and calls log_request, route_request, the route table, and handle_health. save_target keeps a copy of each request's whole target, and free_target gives it back. A file that cannot be read, or a port already in use, gives two Err</w:t>
+      </w:r>
+      <w:r>
+        <w:t>or lines and exit code 1. The client adds the constants, a 10-second timeout (CURLOPT_TIMEOUT), and two Error lines with curl_easy_strerror's words.</w:t>
       </w:r>
     </w:p>
     <w:p>
@@ -10312,7 +10681,10 @@
     </w:p>
     <w:p>
       <w:r>
-        <w:t>Start with the most direct versions. The server: main reads the two certificate files as bytes and makes the TLS settings from them with RustlsConfig::from_pem, listens on the port with TcpListener::bind, prints the Listening line, and hands every request to answer with Router's fallback. answer gets the request's method and Uri as parameters: a GET of /api/v1/health, the path alone, gets 200 and the health body, anything else 404. The client: main reads the course CA file, makes a list of trusted CAs from it alone, builds an Agent with that list, and sends the GET request with call(). Every step is commented, so read the comments as you type them.</w:t>
+        <w:t xml:space="preserve">Start with the most direct versions. The server: main reads the two certificate files as bytes and makes the TLS settings from them with RustlsConfig::from_pem, listens on the port with TcpListener::bind, prints the Listening line, and hands every request to answer with Router's fallback. answer gets the request's method and Uri as parameters: a GET of /api/v1/health, the path alone, gets 200 and the health body, anything else 404. The client: main reads the course CA file, makes a list of trusted CAs from </w:t>
+      </w:r>
+      <w:r>
+        <w:t>it alone, builds an Agent with that list, and sends the GET request with call(). Every step is commented, so read the comments as you type them.</w:t>
       </w:r>
     </w:p>
     <w:p>
@@ -13708,7 +14080,10 @@
     </w:p>
     <w:p>
       <w:r>
-        <w:t>Erlang uses inets and ssl, which come with Erlang/OTP: httpd for the server and httpc for the client. Remember, erlc compiles a module into a .beam file in the erlang folder, and erl -noshell -pa .\erlang -s module main runs its main (Lesson 2.1a). A client ends with -s init stop. A server does not: Erlang keeps running after main returns, because httpd's processes keep working, until Ctrl+C. +B makes Ctrl+C stop Erlang at once, as it stops every other server; without it, Ctrl+C opens Erlang's break menu, which waits for a letter.</w:t>
+        <w:t>Erlang uses inets and ssl, which come with Erlang/OTP: httpd for the server and httpc for the client. Remember, erlc compiles a module into a .beam file in the erlang folder, and erl -noshell -pa .\erlang -s module main runs its main (Lesson 2.1a). A client ends with -s init stop. A server does not: Erlang keeps running after main returns, because httpd's processes keep working, until Ctrl+C. +B makes Ctrl+C stop Erlang at once, as it stops every other server; without it, Ctrl+C opens Erlang's break menu, w</w:t>
+      </w:r>
+      <w:r>
+        <w:t>hich waits for a letter.</w:t>
       </w:r>
     </w:p>
     <w:p>
@@ -13731,7 +14106,10 @@
     </w:p>
     <w:p>
       <w:r>
-        <w:t>Start with the most direct versions. The server: main starts ssl and inets, then starts one httpd with a list of settings, and httpd calls the module's do/1 for every request; do/1 takes the path from the request's target, picks the status and the body, and returns them with three headers. The client: main starts ssl and inets and sends the GET request with httpc:request, telling ssl to check the server's certificate against the course CA file only. Every step is commented, so read the comments as you type them.</w:t>
+        <w:t xml:space="preserve">Start with the most direct versions. The server: main starts ssl and inets, then starts one httpd with a list of settings, and httpd calls the module's do/1 for every request; do/1 takes the path from the request's target, picks the status and the body, and returns them with three headers. The client: main starts ssl and inets and sends the GET request with httpc:request, telling ssl to check the server's certificate against the course CA file only. Every step is commented, so read the comments as you type </w:t>
+      </w:r>
+      <w:r>
+        <w:t>them.</w:t>
       </w:r>
     </w:p>
     <w:p>
@@ -14762,7 +15140,10 @@
     </w:p>
     <w:p>
       <w:r>
-        <w:t>The Production-Minded versions print the same client lines. The server adds Lesson 6.0's skeleton: the constants, log_request, send_json, which builds every answer and logs it, route_request, the route table, which matches the path alone, and handle_health; do/1 only calls route_request. It turns the logger's reports off, checks both certificate files before it starts, and reports a missing file or a port it cannot open as two Error lines and exit code 1. The client adds the constants, a 10-second timeout, and two Error lines whose Reason is ssl's or httpc's own words.</w:t>
+        <w:t xml:space="preserve">The Production-Minded versions print the same client lines. The server adds Lesson 6.0's skeleton: the constants, log_request, send_json, which builds every answer and logs it, route_request, the route table, which matches the path alone, and handle_health; do/1 only calls route_request. It turns the logger's reports off, checks both certificate files before it starts, and reports a missing file or a port it cannot open as two Error lines and exit code 1. The client adds the constants, a 10-second timeout, </w:t>
+      </w:r>
+      <w:r>
+        <w:t>and two Error lines whose Reason is ssl's or httpc's own words.</w:t>
       </w:r>
     </w:p>
     <w:p>
@@ -16467,7 +16848,10 @@
     </w:p>
     <w:p>
       <w:r>
-        <w:t>Solidity's section builds the honest counterpart that Concept describes. anvil is the server process: it listens on 127.0.0.1, port 8545, and answers JSON-RPC over plain HTTP. A contract deployed on it is the API: its public functions are the endpoints. cast call and curl.exe are the clients. Remember, forge script --broadcast sends a script's marked calls as transactions, and --unlocked --sender sends them from anvil's first test account (Chapter 4 Project 1a). Every Solidity block runs in the lesson-6.0-extended folder.</w:t>
+        <w:t>Solidity's section builds the honest counterpart that Concept describes. anvil is the server process: it listens on 127.0.0.1, port 8545, and answers JSON-RPC over plain HTTP. A contract deployed on it is the API: its public functions are the endpoints. cast call and curl.exe are the clients. Remember, forge script --broadcast sends a script's marked calls as transactions, and --unlocked --sender sends them from anvil's first test account (Chapter 4 Project 1a). Every Solidity block runs in the lesson-6.0-e</w:t>
+      </w:r>
+      <w:r>
+        <w:t>xtended folder.</w:t>
       </w:r>
     </w:p>
     <w:p>
@@ -17289,7 +17673,10 @@
     </w:p>
     <w:p>
       <w:r>
-        <w:t>The Production-Minded contract is Lesson 6.0's skeleton as far as a contract can follow it: the answers are named constants, health is the one endpoint, and fallback is the catch-all, which refuses every function the contract does not have with the not-found JSON, as the other servers answer every other path with 404. DeployHealthApi calls health on the new contract in forge's own run of the script, before anything is sent, and stops if the answer is wrong, so it logs that the contract is ready only when it answers, as the other servers print their Listening line only once they listen.</w:t>
+        <w:t>The Production-Minded contract is Lesson 6.0's skeleton as far as a contract can follow it: the answers are named constants, health is the one endpoint, and fallback is the catch-all, which refuses every function the contract does not have with the not-found JSON, as the other servers answer every other path with 404. DeployHealthApi calls health on the new contract in forge's own run of the script, before anything is sent, and stops if the answer is wrong, so it logs that the contract is ready only when it</w:t>
+      </w:r>
+      <w:r>
+        <w:t xml:space="preserve"> answers, as the other servers print their Listening line only once they listen.</w:t>
       </w:r>
     </w:p>
     <w:p>
@@ -18433,7 +18820,10 @@
     </w:p>
     <w:p>
       <w:r>
-        <w:t>Cargo.toml names the Rust project, api_setup, uses Rust's 2024 edition, and pins each crate at one exact version: axum 0.8.9 with only its HTTP/1.1 and tokio parts, axum-server 0.8.0 with rustls but without a cryptography library of its own, rustls 0.23.45 with ring, the cryptography library ureq's rustls already uses, tokio 1.53.1 with the parts #[tokio::main] needs, and ureq 3.4.2; its four programs are the four files in src/bin. Remember, Cargo.lock records the exact version and checksum of every crate the project uses, including the ones those crates use, such as hyper, the HTTP library under axum (Lesson 2.17a); saving it with the project, and --locked on cargo fetch, means every learner builds with exactly the same crates. Never edit it by hand. foundry.toml is the Solidity project's settings file, as in every Solidity lesson; the scripts read and write no files, so it allows none.</w:t>
+        <w:t>These are the files the setup commands wrote, shown here so you can check yours. The comments are the course's notes on each line; cargo add writes the same names, versions, and features without them, and its blank lines and layout may differ. Cargo.toml names the Rust project, api_setup, uses Rust's 2024 edition, and pins each crate at one exact version; its four programs are the four files in src/bin. Cargo.lock below is the one the course built and ran with; the crates you named have the same versions in</w:t>
+      </w:r>
+      <w:r>
+        <w:t xml:space="preserve"> yours, and the crates they use, such as hyper, may be newer.</w:t>
       </w:r>
     </w:p>
     <w:p>
@@ -25169,63 +25559,311 @@
     </w:p>
     <w:p>
       <w:pPr>
+        <w:keepNext/>
+      </w:pPr>
+    </w:p>
+    <w:p>
+      <w:pPr>
+        <w:pStyle w:val="Heading1"/>
+      </w:pPr>
+      <w:r>
+        <w:t>Validation Rules</w:t>
+      </w:r>
+    </w:p>
+    <w:p>
+      <w:r>
+        <w:t>This lesson is checked by running each command and program and comparing what your screen shows with the required results, by eye. No separate validator program is needed.</w:t>
+      </w:r>
+    </w:p>
+    <w:p>
+      <w:pPr>
+        <w:keepNext/>
+      </w:pPr>
+    </w:p>
+    <w:p>
+      <w:pPr>
+        <w:pStyle w:val="ListBullet"/>
+      </w:pPr>
+      <w:r>
+        <w:t>Run every program from the lesson-6.0-extended folder: the server (Solidity: anvil) in Terminal 1, the clients, curl.exe, and cast in Terminal 2.</w:t>
+      </w:r>
+    </w:p>
+    <w:p>
+      <w:pPr>
+        <w:pStyle w:val="ListBullet"/>
+      </w:pPr>
+      <w:r>
+        <w:t>The Copy Check prints OK, and the Library Check the two packages and True.</w:t>
+      </w:r>
+    </w:p>
+    <w:p>
+      <w:pPr>
+        <w:pStyle w:val="ListBullet"/>
+      </w:pPr>
+      <w:r>
+        <w:t>Every Assembly, Rust, and Erlang client prints the two Required Clean-Run Output lines exactly and ends with exit code 0; the Basic server prints only its Listening line, and the Production-Minded server prints the server lines of the Required Clean-Run Output.</w:t>
+      </w:r>
+    </w:p>
+    <w:p>
+      <w:pPr>
+        <w:pStyle w:val="ListBullet"/>
+      </w:pPr>
+      <w:r>
+        <w:t>The curl Check prints the not-found body and 404, then curl.exe's untrusted-certificate error and 60; the Port in Use Check and the No Server Check each print two Error lines and 1.</w:t>
+      </w:r>
+    </w:p>
+    <w:p>
+      <w:pPr>
+        <w:pStyle w:val="ListBullet"/>
+      </w:pPr>
+      <w:r>
+        <w:t>Solidity's Client Run prints the health line; its JSON-RPC Check prints the Method not found answer with 200, the contract's not-found revert with 1, and curl.exe's TLS error with 35.</w:t>
+      </w:r>
+    </w:p>
+    <w:p>
+      <w:pPr>
+        <w:pStyle w:val="ListBullet"/>
+      </w:pPr>
+      <w:r>
+        <w:t>No command or program prints a private key from the certs folder, and no program turns certificate checks off.</w:t>
+      </w:r>
+    </w:p>
+    <w:p>
+      <w:pPr>
+        <w:keepNext/>
+      </w:pPr>
+    </w:p>
+    <w:p>
+      <w:pPr>
+        <w:keepNext/>
+      </w:pPr>
+    </w:p>
+    <w:p>
+      <w:pPr>
         <w:pStyle w:val="Heading2"/>
       </w:pPr>
       <w:r>
-        <w:t>solidity/foundry.toml</w:t>
-      </w:r>
-    </w:p>
-    <w:p>
-      <w:pPr>
-        <w:pStyle w:val="SourceCode"/>
-        <w:keepNext/>
-      </w:pPr>
-      <w:r>
-        <w:t>[profile.default]</w:t>
-      </w:r>
-    </w:p>
-    <w:p>
-      <w:pPr>
-        <w:pStyle w:val="SourceCode"/>
-        <w:keepNext/>
-      </w:pPr>
-      <w:r>
-        <w:t># The files in script/ are the only Solidity sources in this project.</w:t>
-      </w:r>
-    </w:p>
-    <w:p>
-      <w:pPr>
-        <w:pStyle w:val="SourceCode"/>
-        <w:keepNext/>
-      </w:pPr>
-      <w:r>
-        <w:t>src = "script"</w:t>
-      </w:r>
-    </w:p>
-    <w:p>
-      <w:pPr>
-        <w:pStyle w:val="SourceCode"/>
-        <w:keepNext/>
-      </w:pPr>
-      <w:r>
-        <w:t># forge install puts forge-std in lib/.</w:t>
-      </w:r>
-    </w:p>
-    <w:p>
-      <w:pPr>
-        <w:pStyle w:val="SourceCode"/>
-        <w:keepNext/>
-      </w:pPr>
-      <w:r>
-        <w:t>libs = ["lib"]</w:t>
-      </w:r>
-    </w:p>
-    <w:p>
-      <w:pPr>
-        <w:pStyle w:val="SourceCode"/>
-      </w:pPr>
-      <w:r>
-        <w:t># The scripts read and write no files, so no fs_permissions are needed.</w:t>
+        <w:t>Expected Values</w:t>
+      </w:r>
+    </w:p>
+    <w:p>
+      <w:pPr>
+        <w:keepNext/>
+      </w:pPr>
+      <w:r>
+        <w:t>Every program and command works with these values.</w:t>
+      </w:r>
+    </w:p>
+    <w:p>
+      <w:pPr>
+        <w:keepNext/>
+      </w:pPr>
+    </w:p>
+    <w:p>
+      <w:pPr>
+        <w:pStyle w:val="RequiredOutput"/>
+        <w:keepNext/>
+      </w:pPr>
+      <w:r>
+        <w:t>Server: https://127.0.0.1:8765, bound to 127.0.0.1 only</w:t>
+      </w:r>
+    </w:p>
+    <w:p>
+      <w:pPr>
+        <w:pStyle w:val="RequiredOutput"/>
+        <w:keepNext/>
+      </w:pPr>
+      <w:r>
+        <w:t>Certificates: Lesson 6.0's certs folder, copied</w:t>
+      </w:r>
+    </w:p>
+    <w:p>
+      <w:pPr>
+        <w:pStyle w:val="RequiredOutput"/>
+        <w:keepNext/>
+      </w:pPr>
+      <w:r>
+        <w:t>Health route: GET /api/v1/health -&gt; 200 {"status":"ok"}</w:t>
+      </w:r>
+    </w:p>
+    <w:p>
+      <w:pPr>
+        <w:pStyle w:val="RequiredOutput"/>
+        <w:keepNext/>
+      </w:pPr>
+      <w:r>
+        <w:t>Any other path: 404 {"code":"not_found","message":"no such path"}</w:t>
+      </w:r>
+    </w:p>
+    <w:p>
+      <w:pPr>
+        <w:pStyle w:val="RequiredOutput"/>
+        <w:keepNext/>
+      </w:pPr>
+      <w:r>
+        <w:t>Client timeout (Production-Minded): 10 seconds</w:t>
+      </w:r>
+    </w:p>
+    <w:p>
+      <w:pPr>
+        <w:pStyle w:val="RequiredOutput"/>
+        <w:keepNext/>
+      </w:pPr>
+      <w:r>
+        <w:t>Solidity node: http://127.0.0.1:8545 (anvil, JSON-RPC, no TLS)</w:t>
+      </w:r>
+    </w:p>
+    <w:p>
+      <w:pPr>
+        <w:pStyle w:val="RequiredOutput"/>
+        <w:keepNext/>
+      </w:pPr>
+      <w:r>
+        <w:t>Solidity contract: 0x5FbDB2315678afecb367f032d93F642f64180aa3</w:t>
+      </w:r>
+    </w:p>
+    <w:p>
+      <w:pPr>
+        <w:pStyle w:val="RequiredOutput"/>
+        <w:keepNext/>
+      </w:pPr>
+      <w:r>
+        <w:t>Exercise: the client trusts the library's default list instead</w:t>
+      </w:r>
+    </w:p>
+    <w:p>
+      <w:pPr>
+        <w:pStyle w:val="RequiredOutput"/>
+      </w:pPr>
+      <w:r>
+        <w:t>Challenge: GET /api/v1/version -&gt; 200 {"version":"1.0"}</w:t>
+      </w:r>
+    </w:p>
+    <w:p>
+      <w:pPr>
+        <w:keepNext/>
+      </w:pPr>
+    </w:p>
+    <w:p>
+      <w:pPr>
+        <w:keepNext/>
+      </w:pPr>
+    </w:p>
+    <w:p>
+      <w:pPr>
+        <w:pStyle w:val="Heading2"/>
+      </w:pPr>
+      <w:r>
+        <w:t>Required Clean-Run Output</w:t>
+      </w:r>
+    </w:p>
+    <w:p>
+      <w:pPr>
+        <w:keepNext/>
+      </w:pPr>
+      <w:r>
+        <w:t>Terminal 1, the Production-Minded server, after its client run and its curl Check, in Assembly, Rust, and Erlang (the Basic server prints only the first line):</w:t>
+      </w:r>
+    </w:p>
+    <w:p>
+      <w:pPr>
+        <w:keepNext/>
+      </w:pPr>
+    </w:p>
+    <w:p>
+      <w:pPr>
+        <w:pStyle w:val="RequiredOutput"/>
+        <w:keepNext/>
+      </w:pPr>
+      <w:r>
+        <w:t>Listening on https://127.0.0.1:8765</w:t>
+      </w:r>
+    </w:p>
+    <w:p>
+      <w:pPr>
+        <w:pStyle w:val="RequiredOutput"/>
+        <w:keepNext/>
+      </w:pPr>
+      <w:r>
+        <w:t>GET /api/v1/health -&gt; 200</w:t>
+      </w:r>
+    </w:p>
+    <w:p>
+      <w:pPr>
+        <w:pStyle w:val="RequiredOutput"/>
+        <w:keepNext/>
+      </w:pPr>
+      <w:r>
+        <w:t>GET /api/v1/health?x=1 -&gt; 200</w:t>
+      </w:r>
+    </w:p>
+    <w:p>
+      <w:pPr>
+        <w:pStyle w:val="RequiredOutput"/>
+      </w:pPr>
+      <w:r>
+        <w:t>GET /api/v1/nothing -&gt; 404</w:t>
+      </w:r>
+    </w:p>
+    <w:p>
+      <w:pPr>
+        <w:keepNext/>
+      </w:pPr>
+    </w:p>
+    <w:p>
+      <w:pPr>
+        <w:keepNext/>
+      </w:pPr>
+      <w:r>
+        <w:t>Terminal 2, every Assembly, Rust, and Erlang client, Basic and Production-Minded, ending with exit code 0:</w:t>
+      </w:r>
+    </w:p>
+    <w:p>
+      <w:pPr>
+        <w:keepNext/>
+      </w:pPr>
+    </w:p>
+    <w:p>
+      <w:pPr>
+        <w:pStyle w:val="RequiredOutput"/>
+        <w:keepNext/>
+      </w:pPr>
+      <w:r>
+        <w:t>Status: 200</w:t>
+      </w:r>
+    </w:p>
+    <w:p>
+      <w:pPr>
+        <w:pStyle w:val="RequiredOutput"/>
+      </w:pPr>
+      <w:r>
+        <w:t>Body: {"status":"ok"}</w:t>
+      </w:r>
+    </w:p>
+    <w:p>
+      <w:pPr>
+        <w:keepNext/>
+      </w:pPr>
+    </w:p>
+    <w:p>
+      <w:pPr>
+        <w:keepNext/>
+      </w:pPr>
+      <w:r>
+        <w:t>Terminal 2, Solidity's client, cast call, asking the deployed contract's health function:</w:t>
+      </w:r>
+    </w:p>
+    <w:p>
+      <w:pPr>
+        <w:keepNext/>
+      </w:pPr>
+    </w:p>
+    <w:p>
+      <w:pPr>
+        <w:pStyle w:val="RequiredOutput"/>
+      </w:pPr>
+      <w:r>
+        <w:t>"{\"status\":\"ok\"}"</w:t>
       </w:r>
     </w:p>
     <w:p>
@@ -25248,25 +25886,15 @@
         <w:pStyle w:val="Heading1"/>
       </w:pPr>
       <w:r>
-        <w:t>Validation Rules</w:t>
-      </w:r>
-    </w:p>
-    <w:p>
-      <w:r>
-        <w:t>This lesson is checked by running each command and program and comparing what your screen shows with the required results, by eye. No separate validator program is needed.</w:t>
-      </w:r>
-    </w:p>
-    <w:p>
-      <w:pPr>
-        <w:keepNext/>
-      </w:pPr>
+        <w:t>Common Mistakes</w:t>
+      </w:r>
     </w:p>
     <w:p>
       <w:pPr>
         <w:pStyle w:val="ListBullet"/>
       </w:pPr>
       <w:r>
-        <w:t>Run every program from the lesson-6.0-extended folder: the server (Solidity: anvil) in Terminal 1, the clients, curl.exe, and cast in Terminal 2.</w:t>
+        <w:t>Turning certificate checks off to make an error go away (libcurl's CURLOPT_SSL_VERIFYPEER 0, ureq with verification disabled, Erlang's verify_none). The client would then trust any server. Trust the course CA instead.</w:t>
       </w:r>
     </w:p>
     <w:p>
@@ -25274,7 +25902,7 @@
         <w:pStyle w:val="ListBullet"/>
       </w:pPr>
       <w:r>
-        <w:t>The Copy Check prints OK, and the Library Check the two packages and True.</w:t>
+        <w:t>Making a new course CA for this lesson. Copy lesson-6.0's certs folder, so every client in the course trusts the same CA.</w:t>
       </w:r>
     </w:p>
     <w:p>
@@ -25282,7 +25910,7 @@
         <w:pStyle w:val="ListBullet"/>
       </w:pPr>
       <w:r>
-        <w:t>Every Assembly, Rust, and Erlang client prints the two Required Clean-Run Output lines exactly and ends with exit code 0; the Basic server prints only its Listening line, and the Production-Minded server prints the server lines of the Required Clean-Run Output.</w:t>
+        <w:t>Running an Assembly program in a terminal where MSYS2's folder is not first on PATH. It can load Git for Windows' DLLs and crash with no output; run the $env:Path line first.</w:t>
       </w:r>
     </w:p>
     <w:p>
@@ -25290,7 +25918,7 @@
         <w:pStyle w:val="ListBullet"/>
       </w:pPr>
       <w:r>
-        <w:t>The curl Check prints the not-found body and 404, then curl.exe's untrusted-certificate error and 60; the Port in Use Check and the No Server Check each print two Error lines and 1.</w:t>
+        <w:t>In Assembly, reading answer_request's eighth value after a push. Each push moves rsp by 8, so [rsp + 64] would then be another value; read it at the first instruction.</w:t>
       </w:r>
     </w:p>
     <w:p>
@@ -25298,7 +25926,7 @@
         <w:pStyle w:val="ListBullet"/>
       </w:pPr>
       <w:r>
-        <w:t>Solidity's Client Run prints the health line; its JSON-RPC Check prints the Method not found answer with 200, the contract's not-found revert with 1, and curl.exe's TLS error with 35.</w:t>
+        <w:t>In Erlang, starting the server without +B. Ctrl+C then opens the break menu instead of stopping the server; type a and Enter to leave it.</w:t>
       </w:r>
     </w:p>
     <w:p>
@@ -25306,7 +25934,132 @@
         <w:pStyle w:val="ListBullet"/>
       </w:pPr>
       <w:r>
-        <w:t>No command or program prints a private key from the certs folder, and no program turns certificate checks off.</w:t>
+        <w:t>In Erlang, leaving out -s init stop after a client. The client prints its lines and then waits forever, because nothing stops Erlang.</w:t>
+      </w:r>
+    </w:p>
+    <w:p>
+      <w:pPr>
+        <w:pStyle w:val="ListBullet"/>
+      </w:pPr>
+      <w:r>
+        <w:t>In Solidity, calling the contract after anvil was restarted. A new anvil starts an empty chain, so deploy the contract again first.</w:t>
+      </w:r>
+    </w:p>
+    <w:p>
+      <w:pPr>
+        <w:pStyle w:val="ListBullet"/>
+      </w:pPr>
+      <w:r>
+        <w:t>In Solidity, treating a JSON-RPC 200 as success. Read the body: an error object means the request failed.</w:t>
+      </w:r>
+    </w:p>
+    <w:p>
+      <w:pPr>
+        <w:keepNext/>
+      </w:pPr>
+    </w:p>
+    <w:p>
+      <w:pPr>
+        <w:keepNext/>
+      </w:pPr>
+    </w:p>
+    <w:p>
+      <w:pPr>
+        <w:keepNext/>
+      </w:pPr>
+    </w:p>
+    <w:p>
+      <w:pPr>
+        <w:pStyle w:val="Heading1"/>
+      </w:pPr>
+      <w:r>
+        <w:t>Project Connection</w:t>
+      </w:r>
+    </w:p>
+    <w:p>
+      <w:r>
+        <w:t>The Chapter 6 main project, the Contact Manager REST API, is Lesson 6.0's server with one handler per lesson added to it, and its EXTENDED companion builds the same server in Assembly, Rust, and Erlang from these Production-Minded files: 127.0.0.1:8765, the course certificate, API_PREFIX, the route table, send_json, and the request line are their skeleton, and every later Chapter 6 EXTENDED lesson adds its handler to them. The clients start what Lesson 6.4a turns into send_request. Solidity's HealthApi is t</w:t>
+      </w:r>
+      <w:r>
+        <w:t>he contract that later Chapter 6 Solidity lessons add functions to, called through anvil's JSON-RPC as here; its counterpart of the secondary project, the GitHub API Explorer, reads anvil's JSON-RPC instead of GitHub's API.</w:t>
+      </w:r>
+    </w:p>
+    <w:p>
+      <w:pPr>
+        <w:keepNext/>
+      </w:pPr>
+    </w:p>
+    <w:p>
+      <w:pPr>
+        <w:keepNext/>
+      </w:pPr>
+    </w:p>
+    <w:p>
+      <w:pPr>
+        <w:keepNext/>
+      </w:pPr>
+    </w:p>
+    <w:p>
+      <w:pPr>
+        <w:pStyle w:val="Heading1"/>
+      </w:pPr>
+      <w:r>
+        <w:t>Workbook Exercise</w:t>
+      </w:r>
+    </w:p>
+    <w:p>
+      <w:r>
+        <w:t>See the error a client gives when it does not trust the course CA. Change the Production-Minded client so it trusts its library's default list of public CAs instead:</w:t>
+      </w:r>
+    </w:p>
+    <w:p>
+      <w:pPr>
+        <w:keepNext/>
+      </w:pPr>
+    </w:p>
+    <w:p>
+      <w:pPr>
+        <w:pStyle w:val="ListBullet"/>
+      </w:pPr>
+      <w:r>
+        <w:t>Assembly: in client.asm, delete the four lines that set CURLOPT_CAINFO, from mov rcx, rbx to call curl_easy_setopt. libcurl then uses MSYS2's copy of the public CAs' list.</w:t>
+      </w:r>
+    </w:p>
+    <w:p>
+      <w:pPr>
+        <w:pStyle w:val="ListBullet"/>
+      </w:pPr>
+      <w:r>
+        <w:t>Rust: in client.rs, change RootCerts::new_with_certs(&amp;[ca_certificate]) to RootCerts::WebPki, the public list that comes with the crate. cargo then warns that ca_certificate is unused; that is expected.</w:t>
+      </w:r>
+    </w:p>
+    <w:p>
+      <w:pPr>
+        <w:pStyle w:val="ListBullet"/>
+      </w:pPr>
+      <w:r>
+        <w:t>Erlang: in client.erl, change {cacertfile, ?CA_FILE} to {cacerts, public_key:cacerts_get()}, the list of public CAs that Windows keeps.</w:t>
+      </w:r>
+    </w:p>
+    <w:p>
+      <w:pPr>
+        <w:pStyle w:val="ListBullet"/>
+      </w:pPr>
+      <w:r>
+        <w:t>Solidity: anvil has no TLS and no certificate, so there is no CA to stop trusting. Show the other side of the same check instead: in the Client Run, change http://127.0.0.1:8545 to https://127.0.0.1:8545, so cast asks for TLS.</w:t>
+      </w:r>
+    </w:p>
+    <w:p>
+      <w:pPr>
+        <w:keepNext/>
+      </w:pPr>
+    </w:p>
+    <w:p>
+      <w:r>
+        <w:t xml:space="preserve">Before you run it, predict which lines it prints, on which stream, and what Terminal 1 shows. Rebuild the client, start the Production-Minded server in Terminal 1, and run the client in Terminal 2 (Solidity: start anvil, run the Contract Deploy, then the changed Client Run). The output must match the Required Exercise Output below, with your language's Reason line from its What to Notice, and the exit code must be 1; Solidity's two Error lines are in its What to Notice. The client refused the server during </w:t>
+      </w:r>
+      <w:r>
+        <w:t>the TLS handshake, before it sent its request, so Terminal 1 shows only its Listening line. This error is the check working: the fix is to trust the course CA again, never to turn the check off. Undo the change, rebuild, and check that the clean-run lines return.</w:t>
       </w:r>
     </w:p>
     <w:p>
@@ -25324,15 +26077,15 @@
         <w:pStyle w:val="Heading2"/>
       </w:pPr>
       <w:r>
-        <w:t>Expected Values</w:t>
-      </w:r>
-    </w:p>
-    <w:p>
-      <w:pPr>
-        <w:keepNext/>
-      </w:pPr>
-      <w:r>
-        <w:t>Every program and command works with these values.</w:t>
+        <w:t>Required Exercise Output</w:t>
+      </w:r>
+    </w:p>
+    <w:p>
+      <w:pPr>
+        <w:keepNext/>
+      </w:pPr>
+      <w:r>
+        <w:t>With the client trusting the library's default list instead of the course CA, the client prints these two lines on the error stream and ends with exit code 1. The Reason line is the library's own words, so it differs by language: this is Assembly's, and each language's What to Notice gives its own; Solidity's result is described above. Terminal 1 shows only the Listening line: the request never reached the server.</w:t>
       </w:r>
     </w:p>
     <w:p>
@@ -25346,17 +26099,114 @@
         <w:keepNext/>
       </w:pPr>
       <w:r>
-        <w:t>Server: https://127.0.0.1:8765, bound to 127.0.0.1 only</w:t>
+        <w:t>Error: could not reach https://127.0.0.1:8765</w:t>
       </w:r>
     </w:p>
     <w:p>
       <w:pPr>
         <w:pStyle w:val="RequiredOutput"/>
-        <w:keepNext/>
-      </w:pPr>
-      <w:r>
-        <w:t>Certificates: Lesson 6.0's certs folder, copied</w:t>
-      </w:r>
+      </w:pPr>
+      <w:r>
+        <w:t>Reason: SSL peer certificate or SSH remote key was not OK</w:t>
+      </w:r>
+    </w:p>
+    <w:p>
+      <w:pPr>
+        <w:keepNext/>
+      </w:pPr>
+    </w:p>
+    <w:p>
+      <w:pPr>
+        <w:keepNext/>
+      </w:pPr>
+    </w:p>
+    <w:p>
+      <w:pPr>
+        <w:keepNext/>
+      </w:pPr>
+    </w:p>
+    <w:p>
+      <w:pPr>
+        <w:pStyle w:val="Heading1"/>
+      </w:pPr>
+      <w:r>
+        <w:t>Challenge</w:t>
+      </w:r>
+    </w:p>
+    <w:p>
+      <w:r>
+        <w:t>Every later lesson adds a route to the server. Add one now:</w:t>
+      </w:r>
+    </w:p>
+    <w:p>
+      <w:pPr>
+        <w:keepNext/>
+      </w:pPr>
+    </w:p>
+    <w:p>
+      <w:pPr>
+        <w:pStyle w:val="ListBullet"/>
+      </w:pPr>
+      <w:r>
+        <w:t>In the Production-Minded server, write handle_version, which answers 200 with {"version":"1.0"} through send_json, and add GET /api/v1/version to the route table, beside the health route. In Assembly, add version_path and version_json beside health_path and health_json, and a second strcmp in route_request.</w:t>
+      </w:r>
+    </w:p>
+    <w:p>
+      <w:pPr>
+        <w:pStyle w:val="ListBullet"/>
+      </w:pPr>
+      <w:r>
+        <w:t>In the Production-Minded client, request /health and then /version, printing Status: and Body: for each. Create the client once and reuse it for both requests: Assembly sets CURLOPT_URL again on the same handle and empties the body (a 0 byte at its start) before the second curl_easy_perform; Rust calls the same agent twice; Erlang calls httpc:request twice.</w:t>
+      </w:r>
+    </w:p>
+    <w:p>
+      <w:pPr>
+        <w:pStyle w:val="ListBullet"/>
+      </w:pPr>
+      <w:r>
+        <w:t>Solidity: add a version function to HealthApi, which returns {"version":"1.0"}, and deploy it (restart anvil first, so it lands at the same address, or use the address forge logs); and in the Client Run add a second cast call with "version()(string)". The two lines must be "{\"status\":\"ok\"}" and "{\"version\":\"1.0\"}".</w:t>
+      </w:r>
+    </w:p>
+    <w:p>
+      <w:pPr>
+        <w:keepNext/>
+      </w:pPr>
+    </w:p>
+    <w:p>
+      <w:r>
+        <w:t>Run both. The output must match the Required Challenge Output below, Terminal 1 must show GET /api/v1/version -&gt; 200 after the health line, and the curl Check must still give 404 for /api/v1/nothing. With the Exercise's change as well, the output must match the Required Combined Output after it.</w:t>
+      </w:r>
+    </w:p>
+    <w:p>
+      <w:pPr>
+        <w:keepNext/>
+      </w:pPr>
+    </w:p>
+    <w:p>
+      <w:pPr>
+        <w:keepNext/>
+      </w:pPr>
+    </w:p>
+    <w:p>
+      <w:pPr>
+        <w:pStyle w:val="Heading2"/>
+      </w:pPr>
+      <w:r>
+        <w:t>Required Challenge Output</w:t>
+      </w:r>
+    </w:p>
+    <w:p>
+      <w:pPr>
+        <w:keepNext/>
+      </w:pPr>
+      <w:r>
+        <w:t>With the version route added, the client prints four lines and ends with exit code 0, and Terminal 1 adds GET /api/v1/version -&gt; 200 after the health line:</w:t>
+      </w:r>
+    </w:p>
+    <w:p>
+      <w:pPr>
+        <w:keepNext/>
+      </w:pPr>
     </w:p>
     <w:p>
       <w:pPr>
@@ -25364,7 +26214,7 @@
         <w:keepNext/>
       </w:pPr>
       <w:r>
-        <w:t>Health route: GET /api/v1/health -&gt; 200 {"status":"ok"}</w:t>
+        <w:t>Status: 200</w:t>
       </w:r>
     </w:p>
     <w:p>
@@ -25373,7 +26223,7 @@
         <w:keepNext/>
       </w:pPr>
       <w:r>
-        <w:t>Any other path: 404 {"code":"not_found","message":"no such path"}</w:t>
+        <w:t>Body: {"status":"ok"}</w:t>
       </w:r>
     </w:p>
     <w:p>
@@ -25382,17 +26232,47 @@
         <w:keepNext/>
       </w:pPr>
       <w:r>
-        <w:t>Client timeout (Production-Minded): 10 seconds</w:t>
+        <w:t>Status: 200</w:t>
       </w:r>
     </w:p>
     <w:p>
       <w:pPr>
         <w:pStyle w:val="RequiredOutput"/>
-        <w:keepNext/>
-      </w:pPr>
-      <w:r>
-        <w:t>Solidity node: http://127.0.0.1:8545 (anvil, JSON-RPC, no TLS)</w:t>
-      </w:r>
+      </w:pPr>
+      <w:r>
+        <w:t>Body: {"version":"1.0"}</w:t>
+      </w:r>
+    </w:p>
+    <w:p>
+      <w:pPr>
+        <w:keepNext/>
+      </w:pPr>
+    </w:p>
+    <w:p>
+      <w:pPr>
+        <w:keepNext/>
+      </w:pPr>
+    </w:p>
+    <w:p>
+      <w:pPr>
+        <w:pStyle w:val="Heading2"/>
+      </w:pPr>
+      <w:r>
+        <w:t>Required Combined Output</w:t>
+      </w:r>
+    </w:p>
+    <w:p>
+      <w:pPr>
+        <w:keepNext/>
+      </w:pPr>
+      <w:r>
+        <w:t>With both changes, the client refuses the server at its first request, so the output is the Exercise's, with exit code 1:</w:t>
+      </w:r>
+    </w:p>
+    <w:p>
+      <w:pPr>
+        <w:keepNext/>
+      </w:pPr>
     </w:p>
     <w:p>
       <w:pPr>
@@ -25400,151 +26280,15 @@
         <w:keepNext/>
       </w:pPr>
       <w:r>
-        <w:t>Solidity contract: 0x5FbDB2315678afecb367f032d93F642f64180aa3</w:t>
+        <w:t>Error: could not reach https://127.0.0.1:8765</w:t>
       </w:r>
     </w:p>
     <w:p>
       <w:pPr>
         <w:pStyle w:val="RequiredOutput"/>
-        <w:keepNext/>
-      </w:pPr>
-      <w:r>
-        <w:t>Exercise: the client trusts the library's default list instead</w:t>
-      </w:r>
-    </w:p>
-    <w:p>
-      <w:pPr>
-        <w:pStyle w:val="RequiredOutput"/>
-      </w:pPr>
-      <w:r>
-        <w:t>Challenge: GET /api/v1/version -&gt; 200 {"version":"1.0"}</w:t>
-      </w:r>
-    </w:p>
-    <w:p>
-      <w:pPr>
-        <w:keepNext/>
-      </w:pPr>
-    </w:p>
-    <w:p>
-      <w:pPr>
-        <w:keepNext/>
-      </w:pPr>
-    </w:p>
-    <w:p>
-      <w:pPr>
-        <w:pStyle w:val="Heading2"/>
-      </w:pPr>
-      <w:r>
-        <w:t>Required Clean-Run Output</w:t>
-      </w:r>
-    </w:p>
-    <w:p>
-      <w:pPr>
-        <w:keepNext/>
-      </w:pPr>
-      <w:r>
-        <w:t>Terminal 1, the Production-Minded server, after its client run and its curl Check, in Assembly, Rust, and Erlang (the Basic server prints only the first line):</w:t>
-      </w:r>
-    </w:p>
-    <w:p>
-      <w:pPr>
-        <w:keepNext/>
-      </w:pPr>
-    </w:p>
-    <w:p>
-      <w:pPr>
-        <w:pStyle w:val="RequiredOutput"/>
-        <w:keepNext/>
-      </w:pPr>
-      <w:r>
-        <w:t>Listening on https://127.0.0.1:8765</w:t>
-      </w:r>
-    </w:p>
-    <w:p>
-      <w:pPr>
-        <w:pStyle w:val="RequiredOutput"/>
-        <w:keepNext/>
-      </w:pPr>
-      <w:r>
-        <w:t>GET /api/v1/health -&gt; 200</w:t>
-      </w:r>
-    </w:p>
-    <w:p>
-      <w:pPr>
-        <w:pStyle w:val="RequiredOutput"/>
-        <w:keepNext/>
-      </w:pPr>
-      <w:r>
-        <w:t>GET /api/v1/health?x=1 -&gt; 200</w:t>
-      </w:r>
-    </w:p>
-    <w:p>
-      <w:pPr>
-        <w:pStyle w:val="RequiredOutput"/>
-      </w:pPr>
-      <w:r>
-        <w:t>GET /api/v1/nothing -&gt; 404</w:t>
-      </w:r>
-    </w:p>
-    <w:p>
-      <w:pPr>
-        <w:keepNext/>
-      </w:pPr>
-    </w:p>
-    <w:p>
-      <w:pPr>
-        <w:keepNext/>
-      </w:pPr>
-      <w:r>
-        <w:t>Terminal 2, every Assembly, Rust, and Erlang client, Basic and Production-Minded, ending with exit code 0:</w:t>
-      </w:r>
-    </w:p>
-    <w:p>
-      <w:pPr>
-        <w:keepNext/>
-      </w:pPr>
-    </w:p>
-    <w:p>
-      <w:pPr>
-        <w:pStyle w:val="RequiredOutput"/>
-        <w:keepNext/>
-      </w:pPr>
-      <w:r>
-        <w:t>Status: 200</w:t>
-      </w:r>
-    </w:p>
-    <w:p>
-      <w:pPr>
-        <w:pStyle w:val="RequiredOutput"/>
-      </w:pPr>
-      <w:r>
-        <w:t>Body: {"status":"ok"}</w:t>
-      </w:r>
-    </w:p>
-    <w:p>
-      <w:pPr>
-        <w:keepNext/>
-      </w:pPr>
-    </w:p>
-    <w:p>
-      <w:pPr>
-        <w:keepNext/>
-      </w:pPr>
-      <w:r>
-        <w:t>Terminal 2, Solidity's client, cast call, asking the deployed contract's health function:</w:t>
-      </w:r>
-    </w:p>
-    <w:p>
-      <w:pPr>
-        <w:keepNext/>
-      </w:pPr>
-    </w:p>
-    <w:p>
-      <w:pPr>
-        <w:pStyle w:val="RequiredOutput"/>
-      </w:pPr>
-      <w:r>
-        <w:t>"{\"status\":\"ok\"}"</w:t>
+      </w:pPr>
+      <w:r>
+        <w:t>Reason: SSL peer certificate or SSH remote key was not OK</w:t>
       </w:r>
     </w:p>
     <w:p>
@@ -25567,7 +26311,7 @@
         <w:pStyle w:val="Heading1"/>
       </w:pPr>
       <w:r>
-        <w:t>Common Mistakes</w:t>
+        <w:t>Completion Checklist</w:t>
       </w:r>
     </w:p>
     <w:p>
@@ -25575,7 +26319,7 @@
         <w:pStyle w:val="ListBullet"/>
       </w:pPr>
       <w:r>
-        <w:t>Turning certificate checks off to make an error go away (libcurl's CURLOPT_SSL_VERIFYPEER 0, ureq with verification disabled, Erlang's verify_none). The client would then trust any server. Trust the course CA instead.</w:t>
+        <w:t>I copied lesson-6.0's certs folder, and the Copy Check printed OK.</w:t>
       </w:r>
     </w:p>
     <w:p>
@@ -25583,7 +26327,7 @@
         <w:pStyle w:val="ListBullet"/>
       </w:pPr>
       <w:r>
-        <w:t>Making a new course CA for this lesson. Copy lesson-6.0's certs folder, so every client in the course trusts the same CA.</w:t>
+        <w:t>I fetched the Rust crates and installed forge-std inside the lesson folder, and the Library Check matched.</w:t>
       </w:r>
     </w:p>
     <w:p>
@@ -25591,7 +26335,7 @@
         <w:pStyle w:val="ListBullet"/>
       </w:pPr>
       <w:r>
-        <w:t>Running an Assembly program in a terminal where MSYS2's folder is not first on PATH. It can load Git for Windows' DLLs and crash with no output; run the $env:Path line first.</w:t>
+        <w:t>In Assembly, Rust, and Erlang, I started the server in Terminal 1, ran the client in Terminal 2, and stopped the server with Ctrl+C.</w:t>
       </w:r>
     </w:p>
     <w:p>
@@ -25599,7 +26343,7 @@
         <w:pStyle w:val="ListBullet"/>
       </w:pPr>
       <w:r>
-        <w:t>In Assembly, reading answer_request's eighth value after a push. Each push moves rsp by 8, so [rsp + 64] would then be another value; read it at the first instruction.</w:t>
+        <w:t>I checked each server with curl.exe --cacert, and saw curl.exe refuse it without the course CA.</w:t>
       </w:r>
     </w:p>
     <w:p>
@@ -25607,7 +26351,7 @@
         <w:pStyle w:val="ListBullet"/>
       </w:pPr>
       <w:r>
-        <w:t>In Erlang, starting the server without +B. Ctrl+C then opens the break menu instead of stopping the server; type a and Enter to leave it.</w:t>
+        <w:t>I saw a second server refuse a port already in use, and a client report that no server was running.</w:t>
       </w:r>
     </w:p>
     <w:p>
@@ -25615,7 +26359,7 @@
         <w:pStyle w:val="ListBullet"/>
       </w:pPr>
       <w:r>
-        <w:t>In Erlang, leaving out -s init stop after a client. The client prints its lines and then waits forever, because nothing stops Erlang.</w:t>
+        <w:t>In Solidity, I deployed HealthApi on anvil, called health with cast call, and sent anvil JSON-RPC with curl.exe.</w:t>
       </w:r>
     </w:p>
     <w:p>
@@ -25623,7 +26367,7 @@
         <w:pStyle w:val="ListBullet"/>
       </w:pPr>
       <w:r>
-        <w:t>In Solidity, calling the contract after anvil was restarted. A new anvil starts an empty chain, so deploy the contract again first.</w:t>
+        <w:t>I can explain what does not apply to Solidity, and why anvil's test keys are not secrets.</w:t>
       </w:r>
     </w:p>
     <w:p>
@@ -25631,7 +26375,7 @@
         <w:pStyle w:val="ListBullet"/>
       </w:pPr>
       <w:r>
-        <w:t>In Solidity, treating a JSON-RPC 200 as success. Read the body: an error object means the request failed.</w:t>
+        <w:t>I matched the Required Exercise, Challenge, and Combined Output.</w:t>
       </w:r>
     </w:p>
     <w:p>
@@ -25654,431 +26398,15 @@
         <w:pStyle w:val="Heading1"/>
       </w:pPr>
       <w:r>
-        <w:t>Project Connection</w:t>
-      </w:r>
-    </w:p>
-    <w:p>
-      <w:r>
-        <w:t>The Chapter 6 main project, the Contact Manager REST API, is Lesson 6.0's server with one handler per lesson added to it, and its EXTENDED companion builds the same server in Assembly, Rust, and Erlang from these Production-Minded files: 127.0.0.1:8765, the course certificate, API_PREFIX, the route table, send_json, and the request line are their skeleton, and every later Chapter 6 EXTENDED lesson adds its handler to them. The clients start what Lesson 6.4a turns into send_request. Solidity's HealthApi is the contract that later Chapter 6 Solidity lessons add functions to, called through anvil's JSON-RPC as here; its counterpart of the secondary project, the GitHub API Explorer, reads anvil's JSON-RPC instead of GitHub's API.</w:t>
-      </w:r>
-    </w:p>
-    <w:p>
-      <w:pPr>
-        <w:keepNext/>
-      </w:pPr>
-    </w:p>
-    <w:p>
-      <w:pPr>
-        <w:keepNext/>
-      </w:pPr>
-    </w:p>
-    <w:p>
-      <w:pPr>
-        <w:keepNext/>
-      </w:pPr>
-    </w:p>
-    <w:p>
-      <w:pPr>
-        <w:pStyle w:val="Heading1"/>
-      </w:pPr>
-      <w:r>
-        <w:t>Workbook Exercise</w:t>
-      </w:r>
-    </w:p>
-    <w:p>
-      <w:r>
-        <w:t>See the error a client gives when it does not trust the course CA. Change the Production-Minded client so it trusts its library's default list of public CAs instead:</w:t>
-      </w:r>
-    </w:p>
-    <w:p>
-      <w:pPr>
-        <w:keepNext/>
-      </w:pPr>
-    </w:p>
-    <w:p>
-      <w:pPr>
-        <w:pStyle w:val="ListBullet"/>
-      </w:pPr>
-      <w:r>
-        <w:t>Assembly: in client.asm, delete the four lines that set CURLOPT_CAINFO, from mov rcx, rbx to call curl_easy_setopt. libcurl then uses MSYS2's copy of the public CAs' list.</w:t>
-      </w:r>
-    </w:p>
-    <w:p>
-      <w:pPr>
-        <w:pStyle w:val="ListBullet"/>
-      </w:pPr>
-      <w:r>
-        <w:t>Rust: in client.rs, change RootCerts::new_with_certs(&amp;[ca_certificate]) to RootCerts::WebPki, the public list that comes with the crate. cargo then warns that ca_certificate is unused; that is expected.</w:t>
-      </w:r>
-    </w:p>
-    <w:p>
-      <w:pPr>
-        <w:pStyle w:val="ListBullet"/>
-      </w:pPr>
-      <w:r>
-        <w:t>Erlang: in client.erl, change {cacertfile, ?CA_FILE} to {cacerts, public_key:cacerts_get()}, the list of public CAs that Windows keeps.</w:t>
-      </w:r>
-    </w:p>
-    <w:p>
-      <w:pPr>
-        <w:pStyle w:val="ListBullet"/>
-      </w:pPr>
-      <w:r>
-        <w:t>Solidity: anvil has no TLS and no certificate, so there is no CA to stop trusting. Show the other side of the same check instead: in the Client Run, change http://127.0.0.1:8545 to https://127.0.0.1:8545, so cast asks for TLS.</w:t>
-      </w:r>
-    </w:p>
-    <w:p>
-      <w:pPr>
-        <w:keepNext/>
-      </w:pPr>
-    </w:p>
-    <w:p>
-      <w:r>
-        <w:t>Before you run it, predict which lines it prints, on which stream, and what Terminal 1 shows. Rebuild the client, start the Production-Minded server in Terminal 1, and run the client in Terminal 2 (Solidity: start anvil, run the Contract Deploy, then the changed Client Run). The output must match the Required Exercise Output below, with your language's Reason line from its What to Notice, and the exit code must be 1; Solidity's two Error lines are in its What to Notice. The client refused the server during the TLS handshake, before it sent its request, so Terminal 1 shows only its Listening line. This error is the check working: the fix is to trust the course CA again, never to turn the check off. Undo the change, rebuild, and check that the clean-run lines return.</w:t>
-      </w:r>
-    </w:p>
-    <w:p>
-      <w:pPr>
-        <w:keepNext/>
-      </w:pPr>
-    </w:p>
-    <w:p>
-      <w:pPr>
-        <w:keepNext/>
-      </w:pPr>
-    </w:p>
-    <w:p>
-      <w:pPr>
-        <w:pStyle w:val="Heading2"/>
-      </w:pPr>
-      <w:r>
-        <w:t>Required Exercise Output</w:t>
-      </w:r>
-    </w:p>
-    <w:p>
-      <w:pPr>
-        <w:keepNext/>
-      </w:pPr>
-      <w:r>
-        <w:t>With the client trusting the library's default list instead of the course CA, the client prints these two lines on the error stream and ends with exit code 1. The Reason line is the library's own words, so it differs by language: this is Assembly's, and each language's What to Notice gives its own; Solidity's result is described above. Terminal 1 shows only the Listening line: the request never reached the server.</w:t>
-      </w:r>
-    </w:p>
-    <w:p>
-      <w:pPr>
-        <w:keepNext/>
-      </w:pPr>
-    </w:p>
-    <w:p>
-      <w:pPr>
-        <w:pStyle w:val="RequiredOutput"/>
-        <w:keepNext/>
-      </w:pPr>
-      <w:r>
-        <w:t>Error: could not reach https://127.0.0.1:8765</w:t>
-      </w:r>
-    </w:p>
-    <w:p>
-      <w:pPr>
-        <w:pStyle w:val="RequiredOutput"/>
-      </w:pPr>
-      <w:r>
-        <w:t>Reason: SSL peer certificate or SSH remote key was not OK</w:t>
-      </w:r>
-    </w:p>
-    <w:p>
-      <w:pPr>
-        <w:keepNext/>
-      </w:pPr>
-    </w:p>
-    <w:p>
-      <w:pPr>
-        <w:keepNext/>
-      </w:pPr>
-    </w:p>
-    <w:p>
-      <w:pPr>
-        <w:keepNext/>
-      </w:pPr>
-    </w:p>
-    <w:p>
-      <w:pPr>
-        <w:pStyle w:val="Heading1"/>
-      </w:pPr>
-      <w:r>
-        <w:t>Challenge</w:t>
-      </w:r>
-    </w:p>
-    <w:p>
-      <w:r>
-        <w:t>Every later lesson adds a route to the server. Add one now:</w:t>
-      </w:r>
-    </w:p>
-    <w:p>
-      <w:pPr>
-        <w:keepNext/>
-      </w:pPr>
-    </w:p>
-    <w:p>
-      <w:pPr>
-        <w:pStyle w:val="ListBullet"/>
-      </w:pPr>
-      <w:r>
-        <w:t>In the Production-Minded server, write handle_version, which answers 200 with {"version":"1.0"} through send_json, and add GET /api/v1/version to the route table, beside the health route. In Assembly, add version_path and version_json beside health_path and health_json, and a second strcmp in route_request.</w:t>
-      </w:r>
-    </w:p>
-    <w:p>
-      <w:pPr>
-        <w:pStyle w:val="ListBullet"/>
-      </w:pPr>
-      <w:r>
-        <w:t>In the Production-Minded client, request /health and then /version, printing Status: and Body: for each. Create the client once and reuse it for both requests: Assembly sets CURLOPT_URL again on the same handle and empties the body (a 0 byte at its start) before the second curl_easy_perform; Rust calls the same agent twice; Erlang calls httpc:request twice.</w:t>
-      </w:r>
-    </w:p>
-    <w:p>
-      <w:pPr>
-        <w:pStyle w:val="ListBullet"/>
-      </w:pPr>
-      <w:r>
-        <w:t>Solidity: add a version function to HealthApi, which returns {"version":"1.0"}, and deploy it (restart anvil first, so it lands at the same address, or use the address forge logs); and in the Client Run add a second cast call with "version()(string)". The two lines must be "{\"status\":\"ok\"}" and "{\"version\":\"1.0\"}".</w:t>
-      </w:r>
-    </w:p>
-    <w:p>
-      <w:pPr>
-        <w:keepNext/>
-      </w:pPr>
-    </w:p>
-    <w:p>
-      <w:r>
-        <w:t>Run both. The output must match the Required Challenge Output below, Terminal 1 must show GET /api/v1/version -&gt; 200 after the health line, and the curl Check must still give 404 for /api/v1/nothing. With the Exercise's change as well, the output must match the Required Combined Output after it.</w:t>
-      </w:r>
-    </w:p>
-    <w:p>
-      <w:pPr>
-        <w:keepNext/>
-      </w:pPr>
-    </w:p>
-    <w:p>
-      <w:pPr>
-        <w:keepNext/>
-      </w:pPr>
-    </w:p>
-    <w:p>
-      <w:pPr>
-        <w:pStyle w:val="Heading2"/>
-      </w:pPr>
-      <w:r>
-        <w:t>Required Challenge Output</w:t>
-      </w:r>
-    </w:p>
-    <w:p>
-      <w:pPr>
-        <w:keepNext/>
-      </w:pPr>
-      <w:r>
-        <w:t>With the version route added, the client prints four lines and ends with exit code 0, and Terminal 1 adds GET /api/v1/version -&gt; 200 after the health line:</w:t>
-      </w:r>
-    </w:p>
-    <w:p>
-      <w:pPr>
-        <w:keepNext/>
-      </w:pPr>
-    </w:p>
-    <w:p>
-      <w:pPr>
-        <w:pStyle w:val="RequiredOutput"/>
-        <w:keepNext/>
-      </w:pPr>
-      <w:r>
-        <w:t>Status: 200</w:t>
-      </w:r>
-    </w:p>
-    <w:p>
-      <w:pPr>
-        <w:pStyle w:val="RequiredOutput"/>
-        <w:keepNext/>
-      </w:pPr>
-      <w:r>
-        <w:t>Body: {"status":"ok"}</w:t>
-      </w:r>
-    </w:p>
-    <w:p>
-      <w:pPr>
-        <w:pStyle w:val="RequiredOutput"/>
-        <w:keepNext/>
-      </w:pPr>
-      <w:r>
-        <w:t>Status: 200</w:t>
-      </w:r>
-    </w:p>
-    <w:p>
-      <w:pPr>
-        <w:pStyle w:val="RequiredOutput"/>
-      </w:pPr>
-      <w:r>
-        <w:t>Body: {"version":"1.0"}</w:t>
-      </w:r>
-    </w:p>
-    <w:p>
-      <w:pPr>
-        <w:keepNext/>
-      </w:pPr>
-    </w:p>
-    <w:p>
-      <w:pPr>
-        <w:keepNext/>
-      </w:pPr>
-    </w:p>
-    <w:p>
-      <w:pPr>
-        <w:pStyle w:val="Heading2"/>
-      </w:pPr>
-      <w:r>
-        <w:t>Required Combined Output</w:t>
-      </w:r>
-    </w:p>
-    <w:p>
-      <w:pPr>
-        <w:keepNext/>
-      </w:pPr>
-      <w:r>
-        <w:t>With both changes, the client refuses the server at its first request, so the output is the Exercise's, with exit code 1:</w:t>
-      </w:r>
-    </w:p>
-    <w:p>
-      <w:pPr>
-        <w:keepNext/>
-      </w:pPr>
-    </w:p>
-    <w:p>
-      <w:pPr>
-        <w:pStyle w:val="RequiredOutput"/>
-        <w:keepNext/>
-      </w:pPr>
-      <w:r>
-        <w:t>Error: could not reach https://127.0.0.1:8765</w:t>
-      </w:r>
-    </w:p>
-    <w:p>
-      <w:pPr>
-        <w:pStyle w:val="RequiredOutput"/>
-      </w:pPr>
-      <w:r>
-        <w:t>Reason: SSL peer certificate or SSH remote key was not OK</w:t>
-      </w:r>
-    </w:p>
-    <w:p>
-      <w:pPr>
-        <w:keepNext/>
-      </w:pPr>
-    </w:p>
-    <w:p>
-      <w:pPr>
-        <w:keepNext/>
-      </w:pPr>
-    </w:p>
-    <w:p>
-      <w:pPr>
-        <w:keepNext/>
-      </w:pPr>
-    </w:p>
-    <w:p>
-      <w:pPr>
-        <w:pStyle w:val="Heading1"/>
-      </w:pPr>
-      <w:r>
-        <w:t>Completion Checklist</w:t>
-      </w:r>
-    </w:p>
-    <w:p>
-      <w:pPr>
-        <w:pStyle w:val="ListBullet"/>
-      </w:pPr>
-      <w:r>
-        <w:t>I copied lesson-6.0's certs folder, and the Copy Check printed OK.</w:t>
-      </w:r>
-    </w:p>
-    <w:p>
-      <w:pPr>
-        <w:pStyle w:val="ListBullet"/>
-      </w:pPr>
-      <w:r>
-        <w:t>I fetched the Rust crates and installed forge-std inside the lesson folder, and the Library Check matched.</w:t>
-      </w:r>
-    </w:p>
-    <w:p>
-      <w:pPr>
-        <w:pStyle w:val="ListBullet"/>
-      </w:pPr>
-      <w:r>
-        <w:t>In Assembly, Rust, and Erlang, I started the server in Terminal 1, ran the client in Terminal 2, and stopped the server with Ctrl+C.</w:t>
-      </w:r>
-    </w:p>
-    <w:p>
-      <w:pPr>
-        <w:pStyle w:val="ListBullet"/>
-      </w:pPr>
-      <w:r>
-        <w:t>I checked each server with curl.exe --cacert, and saw curl.exe refuse it without the course CA.</w:t>
-      </w:r>
-    </w:p>
-    <w:p>
-      <w:pPr>
-        <w:pStyle w:val="ListBullet"/>
-      </w:pPr>
-      <w:r>
-        <w:t>I saw a second server refuse a port already in use, and a client report that no server was running.</w:t>
-      </w:r>
-    </w:p>
-    <w:p>
-      <w:pPr>
-        <w:pStyle w:val="ListBullet"/>
-      </w:pPr>
-      <w:r>
-        <w:t>In Solidity, I deployed HealthApi on anvil, called health with cast call, and sent anvil JSON-RPC with curl.exe.</w:t>
-      </w:r>
-    </w:p>
-    <w:p>
-      <w:pPr>
-        <w:pStyle w:val="ListBullet"/>
-      </w:pPr>
-      <w:r>
-        <w:t>I can explain what does not apply to Solidity, and why anvil's test keys are not secrets.</w:t>
-      </w:r>
-    </w:p>
-    <w:p>
-      <w:pPr>
-        <w:pStyle w:val="ListBullet"/>
-      </w:pPr>
-      <w:r>
-        <w:t>I matched the Required Exercise, Challenge, and Combined Output.</w:t>
-      </w:r>
-    </w:p>
-    <w:p>
-      <w:pPr>
-        <w:keepNext/>
-      </w:pPr>
-    </w:p>
-    <w:p>
-      <w:pPr>
-        <w:keepNext/>
-      </w:pPr>
-    </w:p>
-    <w:p>
-      <w:pPr>
-        <w:keepNext/>
-      </w:pPr>
-    </w:p>
-    <w:p>
-      <w:pPr>
-        <w:pStyle w:val="Heading1"/>
-      </w:pPr>
-      <w:r>
         <w:t>Lesson Wrap-Up</w:t>
       </w:r>
     </w:p>
     <w:p>
       <w:r>
-        <w:t>In Assembly, Rust, and Erlang, a server listens on 127.0.0.1, port 8765, over HTTPS with Lesson 6.0's certificate and answers GET /api/v1/health with {"status":"ok"}, and a client that trusts only .\certs\spa-ca.pem prints the answer: Assembly through the same libmicrohttpd and libcurl as C, Rust through tiny_http and ureq, and Erlang through its own inets and ssl. Each prints exactly Lesson 6.0's lines, and only the Reason lines, the libraries' own words, differ. Solidity has no server of its own: anvil serves JSON-RPC over plain HTTP, the contract's functions are the endpoints, revert is the 4xx, and cast and curl.exe are the clients. The Production-Minded files are the skeleton every later Chapter 6 EXTENDED lesson adds to.</w:t>
+        <w:t>In Assembly, Rust, and Erlang, a server listens on 127.0.0.1, port 8765, over HTTPS with Lesson 6.0's certificate and answers GET /api/v1/health with {"status":"ok"}, and a client that trusts only .\certs\spa-ca.pem prints the answer: Assembly through the same libmicrohttpd and libcurl as C, Rust through tiny_http and ureq, and Erlang through its own inets and ssl. Each prints exactly Lesson 6.0's lines, and only the Reason lines, the libraries' own words, differ. Solidity has no server of its own: anvil se</w:t>
+      </w:r>
+      <w:r>
+        <w:t>rves JSON-RPC over plain HTTP, the contract's functions are the endpoints, revert is the 4xx, and cast and curl.exe are the clients. The Production-Minded files are the skeleton every later Chapter 6 EXTENDED lesson adds to.</w:t>
       </w:r>
     </w:p>
     <w:sectPr>
@@ -26264,31 +26592,31 @@
       </w:rPr>
     </w:lvl>
   </w:abstractNum>
-  <w:num w:numId="1" w16cid:durableId="2022657852">
+  <w:num w:numId="1" w16cid:durableId="984816572">
     <w:abstractNumId w:val="8"/>
   </w:num>
-  <w:num w:numId="2" w16cid:durableId="779109037">
+  <w:num w:numId="2" w16cid:durableId="220869287">
     <w:abstractNumId w:val="6"/>
   </w:num>
-  <w:num w:numId="3" w16cid:durableId="1349138813">
+  <w:num w:numId="3" w16cid:durableId="2045709475">
     <w:abstractNumId w:val="5"/>
   </w:num>
-  <w:num w:numId="4" w16cid:durableId="374888674">
+  <w:num w:numId="4" w16cid:durableId="530923542">
     <w:abstractNumId w:val="4"/>
   </w:num>
-  <w:num w:numId="5" w16cid:durableId="1724980261">
+  <w:num w:numId="5" w16cid:durableId="1298727640">
     <w:abstractNumId w:val="7"/>
   </w:num>
-  <w:num w:numId="6" w16cid:durableId="1137184405">
+  <w:num w:numId="6" w16cid:durableId="146283697">
     <w:abstractNumId w:val="3"/>
   </w:num>
-  <w:num w:numId="7" w16cid:durableId="1147284161">
+  <w:num w:numId="7" w16cid:durableId="2089419656">
     <w:abstractNumId w:val="2"/>
   </w:num>
-  <w:num w:numId="8" w16cid:durableId="482166404">
+  <w:num w:numId="8" w16cid:durableId="1820686345">
     <w:abstractNumId w:val="1"/>
   </w:num>
-  <w:num w:numId="9" w16cid:durableId="1962952378">
+  <w:num w:numId="9" w16cid:durableId="529223839">
     <w:abstractNumId w:val="0"/>
   </w:num>
 </w:numbering>

--- a/Volume 1/Chapter 06 - RESTful APIs/SPA_Vol1_Ch6_Lesson6_0a_API_Setup_EXTENDED.docx
+++ b/Volume 1/Chapter 06 - RESTful APIs/SPA_Vol1_Ch6_Lesson6_0a_API_Setup_EXTENDED.docx
@@ -269,7 +269,7 @@
     </w:p>
     <w:p>
       <w:r>
-        <w:t>Erlang/OTP comes with its own web server and client in the inets application: httpd answers requests, and httpc sends them. The ssl application gives both TLS, so nothing is downloaded. httpd calls a function you name, do/1, once for every request, in a new process for each, and the function returns the answer. Most Erlang web services use cowboy instead; inets is enough for this course and comes with Erlang.</w:t>
+        <w:t>Erlang/OTP comes with its own web server and client in the inets application: httpd answers requests, and httpc sends them. The ssl application gives both TLS, so nothing is downloaded. httpd calls a function you name, do/1, once for every request, in the process that serves the request's connection (one process for each connection), and the function returns the answer. Most Erlang web services use cowboy instead; inets is enough for this course and comes with Erlang.</w:t>
       </w:r>
     </w:p>
     <w:p>
@@ -581,6 +581,7 @@
         <w:pStyle w:val="CommandBlock"/>
       </w:pPr>
       <w:r>
+        <w:lastRenderedPageBreak/>
         <w:t xml:space="preserve">  assembly/windows/client.asm</w:t>
       </w:r>
     </w:p>
@@ -1340,7 +1341,7 @@
         <w:keepNext/>
       </w:pPr>
       <w:r>
-        <w:t>[profile.default]</w:t>
+        <w:t>[profile.default]  # Remember, the settings forge uses by default.</w:t>
       </w:r>
     </w:p>
     <w:p>
@@ -2112,7 +2113,7 @@
         <w:pStyle w:val="SourceCode"/>
       </w:pPr>
       <w:r>
-        <w:t>; per connection (threads: Volume 3).</w:t>
+        <w:t>; per connection (Volume 3, Chapter 5, Lesson 5.2: Thread-per-Connection).</w:t>
       </w:r>
     </w:p>
     <w:p>
@@ -2516,7 +2517,7 @@
         <w:pStyle w:val="SourceCode"/>
       </w:pPr>
       <w:r>
-        <w:t>; rbx keeps the space, r12 its size, then the count read, r13 the file.</w:t>
+        <w:t>; rbx keeps the space, then feof's answer, r12 its size, r13 the file.</w:t>
       </w:r>
     </w:p>
     <w:p>
@@ -4367,15 +4368,15 @@
         <w:pStyle w:val="SourceCode"/>
       </w:pPr>
       <w:r>
-        <w:t>; as the network delivers them, and it adds the piece to the end of the</w:t>
-      </w:r>
-    </w:p>
-    <w:p>
-      <w:pPr>
-        <w:pStyle w:val="SourceCode"/>
-      </w:pPr>
-      <w:r>
-        <w:t>; body. Returning anything but the piece's length stops the transfer.</w:t>
+        <w:t>; as the network delivers them, and adds it to the body's end. Its length</w:t>
+      </w:r>
+    </w:p>
+    <w:p>
+      <w:pPr>
+        <w:pStyle w:val="SourceCode"/>
+      </w:pPr>
+      <w:r>
+        <w:t>; is size times count (imul); returning any other number stops the transfer.</w:t>
       </w:r>
     </w:p>
     <w:p>
@@ -7140,23 +7141,23 @@
         <w:pStyle w:val="SourceCode"/>
       </w:pPr>
       <w:r>
-        <w:t>; returns as the request's state. _strdup returns a copy of a text in new</w:t>
-      </w:r>
-    </w:p>
-    <w:p>
-      <w:pPr>
-        <w:pStyle w:val="SourceCode"/>
-      </w:pPr>
-      <w:r>
-        <w:t>; memory that malloc sets aside (Volume 1, Chapter 10 teaches malloc and</w:t>
-      </w:r>
-    </w:p>
-    <w:p>
-      <w:pPr>
-        <w:pStyle w:val="SourceCode"/>
-      </w:pPr>
-      <w:r>
-        <w:t>; free), because the library changes its own text afterwards.</w:t>
+        <w:t>; returns as the request's state. _strdup copies a text into new memory</w:t>
+      </w:r>
+    </w:p>
+    <w:p>
+      <w:pPr>
+        <w:pStyle w:val="SourceCode"/>
+      </w:pPr>
+      <w:r>
+        <w:t>; that malloc sets aside, because the library changes its own text later</w:t>
+      </w:r>
+    </w:p>
+    <w:p>
+      <w:pPr>
+        <w:pStyle w:val="SourceCode"/>
+      </w:pPr>
+      <w:r>
+        <w:t>; (Volume 1, Chapter 9, Lessons 9.3a: malloc and new; 9.4a: free and delete).</w:t>
       </w:r>
     </w:p>
     <w:p>
@@ -10797,15 +10798,15 @@
         <w:pStyle w:val="SourceCode"/>
       </w:pPr>
       <w:r>
-        <w:t>// axum calls answer once for every request. An async fn can wait for</w:t>
-      </w:r>
-    </w:p>
-    <w:p>
-      <w:pPr>
-        <w:pStyle w:val="SourceCode"/>
-      </w:pPr>
-      <w:r>
-        <w:t>// something, such as the next request, without stopping the rest of</w:t>
+        <w:t>// axum calls answer once for every request. An async fn's work can pause</w:t>
+      </w:r>
+    </w:p>
+    <w:p>
+      <w:pPr>
+        <w:pStyle w:val="SourceCode"/>
+      </w:pPr>
+      <w:r>
+        <w:t>// while it waits, such as for the network, without stopping the rest of</w:t>
       </w:r>
     </w:p>
     <w:p>
@@ -12241,15 +12242,15 @@
         <w:pStyle w:val="SourceCode"/>
       </w:pPr>
       <w:r>
-        <w:t xml:space="preserve">    // Remember, into_response turns the status, the headers, and the</w:t>
-      </w:r>
-    </w:p>
-    <w:p>
-      <w:pPr>
-        <w:pStyle w:val="SourceCode"/>
-      </w:pPr>
-      <w:r>
-        <w:t xml:space="preserve">    // body into one response.</w:t>
+        <w:t xml:space="preserve">    // Remember, into_response turns the status, the headers, and the body</w:t>
+      </w:r>
+    </w:p>
+    <w:p>
+      <w:pPr>
+        <w:pStyle w:val="SourceCode"/>
+      </w:pPr>
+      <w:r>
+        <w:t xml:space="preserve">    // into one response; to_string gives it its own copy of the lent text.</w:t>
       </w:r>
     </w:p>
     <w:p>
@@ -14414,23 +14415,23 @@
         <w:pStyle w:val="SourceCode"/>
       </w:pPr>
       <w:r>
-        <w:t>%% httpd calls do(Request) once for every request, each on its own</w:t>
-      </w:r>
-    </w:p>
-    <w:p>
-      <w:pPr>
-        <w:pStyle w:val="SourceCode"/>
-      </w:pPr>
-      <w:r>
-        <w:t>%% process. Request is a mod record: #mod.method is the method and</w:t>
-      </w:r>
-    </w:p>
-    <w:p>
-      <w:pPr>
-        <w:pStyle w:val="SourceCode"/>
-      </w:pPr>
-      <w:r>
-        <w:t>%% #mod.request_uri the path and query as the client sent them.</w:t>
+        <w:t>%% httpd calls do(Request) once for every request, in the process that</w:t>
+      </w:r>
+    </w:p>
+    <w:p>
+      <w:pPr>
+        <w:pStyle w:val="SourceCode"/>
+      </w:pPr>
+      <w:r>
+        <w:t>%% serves its connection. Request is a mod record: #mod.method is the</w:t>
+      </w:r>
+    </w:p>
+    <w:p>
+      <w:pPr>
+        <w:pStyle w:val="SourceCode"/>
+      </w:pPr>
+      <w:r>
+        <w:t>%% method and #mod.request_uri the path and query as the client sent them.</w:t>
       </w:r>
     </w:p>
     <w:p>
@@ -15835,7 +15836,7 @@
         <w:pStyle w:val="SourceCode"/>
       </w:pPr>
       <w:r>
-        <w:t xml:space="preserve">    %% names the likely causes instead.</w:t>
+        <w:t xml:space="preserve">    %% names the likely causes instead (Remember, adjacent texts join).</w:t>
       </w:r>
     </w:p>
     <w:p>
@@ -26403,10 +26404,10 @@
     </w:p>
     <w:p>
       <w:r>
-        <w:t>In Assembly, Rust, and Erlang, a server listens on 127.0.0.1, port 8765, over HTTPS with Lesson 6.0's certificate and answers GET /api/v1/health with {"status":"ok"}, and a client that trusts only .\certs\spa-ca.pem prints the answer: Assembly through the same libmicrohttpd and libcurl as C, Rust through tiny_http and ureq, and Erlang through its own inets and ssl. Each prints exactly Lesson 6.0's lines, and only the Reason lines, the libraries' own words, differ. Solidity has no server of its own: anvil se</w:t>
-      </w:r>
-      <w:r>
-        <w:t>rves JSON-RPC over plain HTTP, the contract's functions are the endpoints, revert is the 4xx, and cast and curl.exe are the clients. The Production-Minded files are the skeleton every later Chapter 6 EXTENDED lesson adds to.</w:t>
+        <w:t>In Assembly, Rust, and Erlang, a server listens on 127.0.0.1, port 8765, over HTTPS with Lesson 6.0's certificate and answers GET /api/v1/health with {"status":"ok"}, and a client that trusts only .\certs\spa-ca.pem prints the answer: Assembly through the same libmicrohttpd and libcurl as C, Rust through axum (served by axum-server) and ureq, and Erlang through its own inets and ssl. Each prints exactly Lesson 6.0's lines, and only the Reason lines, the libraries' own words, differ. Solidity has no server o</w:t>
+      </w:r>
+      <w:r>
+        <w:t>f its own: anvil serves JSON-RPC over plain HTTP, the contract's functions are the endpoints, revert is the 4xx, and cast and curl.exe are the clients. The Production-Minded files are the skeleton every later Chapter 6 EXTENDED lesson adds to.</w:t>
       </w:r>
     </w:p>
     <w:sectPr>
@@ -26592,31 +26593,31 @@
       </w:rPr>
     </w:lvl>
   </w:abstractNum>
-  <w:num w:numId="1" w16cid:durableId="984816572">
+  <w:num w:numId="1" w16cid:durableId="1052776686">
     <w:abstractNumId w:val="8"/>
   </w:num>
-  <w:num w:numId="2" w16cid:durableId="220869287">
+  <w:num w:numId="2" w16cid:durableId="522594778">
     <w:abstractNumId w:val="6"/>
   </w:num>
-  <w:num w:numId="3" w16cid:durableId="2045709475">
+  <w:num w:numId="3" w16cid:durableId="789661787">
     <w:abstractNumId w:val="5"/>
   </w:num>
-  <w:num w:numId="4" w16cid:durableId="530923542">
+  <w:num w:numId="4" w16cid:durableId="2021272830">
     <w:abstractNumId w:val="4"/>
   </w:num>
-  <w:num w:numId="5" w16cid:durableId="1298727640">
+  <w:num w:numId="5" w16cid:durableId="1410619280">
     <w:abstractNumId w:val="7"/>
   </w:num>
-  <w:num w:numId="6" w16cid:durableId="146283697">
+  <w:num w:numId="6" w16cid:durableId="2128237735">
     <w:abstractNumId w:val="3"/>
   </w:num>
-  <w:num w:numId="7" w16cid:durableId="2089419656">
+  <w:num w:numId="7" w16cid:durableId="69272201">
     <w:abstractNumId w:val="2"/>
   </w:num>
-  <w:num w:numId="8" w16cid:durableId="1820686345">
+  <w:num w:numId="8" w16cid:durableId="123893914">
     <w:abstractNumId w:val="1"/>
   </w:num>
-  <w:num w:numId="9" w16cid:durableId="529223839">
+  <w:num w:numId="9" w16cid:durableId="2146853218">
     <w:abstractNumId w:val="0"/>
   </w:num>
 </w:numbering>

--- a/Volume 1/Chapter 06 - RESTful APIs/SPA_Vol1_Ch6_Lesson6_0a_API_Setup_EXTENDED.docx
+++ b/Volume 1/Chapter 06 - RESTful APIs/SPA_Vol1_Ch6_Lesson6_0a_API_Setup_EXTENDED.docx
@@ -1104,7 +1104,7 @@
         <w:keepNext/>
       </w:pPr>
       <w:r>
-        <w:t>$openssl = "C:\Program Files\Git\mingw64\bin\openssl.exe"</w:t>
+        <w:t>$openssl = "C:\Program Files\Git\ucrt64\bin\openssl.exe"</w:t>
       </w:r>
     </w:p>
     <w:p>
@@ -26593,31 +26593,31 @@
       </w:rPr>
     </w:lvl>
   </w:abstractNum>
-  <w:num w:numId="1" w16cid:durableId="1052776686">
+  <w:num w:numId="1" w16cid:durableId="1475413002">
     <w:abstractNumId w:val="8"/>
   </w:num>
-  <w:num w:numId="2" w16cid:durableId="522594778">
+  <w:num w:numId="2" w16cid:durableId="1245336278">
     <w:abstractNumId w:val="6"/>
   </w:num>
-  <w:num w:numId="3" w16cid:durableId="789661787">
+  <w:num w:numId="3" w16cid:durableId="1240797772">
     <w:abstractNumId w:val="5"/>
   </w:num>
-  <w:num w:numId="4" w16cid:durableId="2021272830">
+  <w:num w:numId="4" w16cid:durableId="934478343">
     <w:abstractNumId w:val="4"/>
   </w:num>
-  <w:num w:numId="5" w16cid:durableId="1410619280">
+  <w:num w:numId="5" w16cid:durableId="765661435">
     <w:abstractNumId w:val="7"/>
   </w:num>
-  <w:num w:numId="6" w16cid:durableId="2128237735">
+  <w:num w:numId="6" w16cid:durableId="1512259407">
     <w:abstractNumId w:val="3"/>
   </w:num>
-  <w:num w:numId="7" w16cid:durableId="69272201">
+  <w:num w:numId="7" w16cid:durableId="759253467">
     <w:abstractNumId w:val="2"/>
   </w:num>
-  <w:num w:numId="8" w16cid:durableId="123893914">
+  <w:num w:numId="8" w16cid:durableId="317614092">
     <w:abstractNumId w:val="1"/>
   </w:num>
-  <w:num w:numId="9" w16cid:durableId="2146853218">
+  <w:num w:numId="9" w16cid:durableId="1132601093">
     <w:abstractNumId w:val="0"/>
   </w:num>
 </w:numbering>
